--- a/Documentation/Phase 3 - Implementation/CS 401 - Group 2 - SDD Doc.docx
+++ b/Documentation/Phase 3 - Implementation/CS 401 - Group 2 - SDD Doc.docx
@@ -1158,6 +1158,109 @@
                 <w:u w:val="single"/>
               </w:rPr>
             </w:pPr>
+            <w:r>
+              <w:rPr>
+                <w:color w:val="000000"/>
+                <w:u w:val="single"/>
+              </w:rPr>
+              <w:t>5/04/2026</w:t>
+            </w:r>
+          </w:p>
+        </w:tc>
+        <w:tc>
+          <w:tcPr>
+            <w:tcW w:w="1083" w:type="dxa"/>
+            <w:tcBorders>
+              <w:top w:val="single" w:sz="6" w:space="0" w:color="000000"/>
+              <w:left w:val="single" w:sz="6" w:space="0" w:color="000000"/>
+              <w:bottom w:val="single" w:sz="6" w:space="0" w:color="000000"/>
+            </w:tcBorders>
+            <w:shd w:val="clear" w:color="auto" w:fill="E5E5E5"/>
+          </w:tcPr>
+          <w:p>
+            <w:pPr>
+              <w:pStyle w:val="TableText"/>
+              <w:snapToGrid w:val="0"/>
+              <w:rPr>
+                <w:color w:val="000000"/>
+              </w:rPr>
+            </w:pPr>
+            <w:r>
+              <w:rPr>
+                <w:color w:val="000000"/>
+              </w:rPr>
+              <w:t>1.8</w:t>
+            </w:r>
+          </w:p>
+        </w:tc>
+        <w:tc>
+          <w:tcPr>
+            <w:tcW w:w="3812" w:type="dxa"/>
+            <w:tcBorders>
+              <w:top w:val="single" w:sz="6" w:space="0" w:color="000000"/>
+              <w:left w:val="single" w:sz="6" w:space="0" w:color="000000"/>
+              <w:bottom w:val="single" w:sz="6" w:space="0" w:color="000000"/>
+            </w:tcBorders>
+            <w:shd w:val="clear" w:color="auto" w:fill="E5E5E5"/>
+          </w:tcPr>
+          <w:p>
+            <w:pPr>
+              <w:pStyle w:val="TableText"/>
+              <w:snapToGrid w:val="0"/>
+              <w:rPr>
+                <w:color w:val="000000"/>
+              </w:rPr>
+            </w:pPr>
+          </w:p>
+        </w:tc>
+        <w:tc>
+          <w:tcPr>
+            <w:tcW w:w="2593" w:type="dxa"/>
+            <w:tcBorders>
+              <w:top w:val="single" w:sz="6" w:space="0" w:color="000000"/>
+              <w:left w:val="single" w:sz="6" w:space="0" w:color="000000"/>
+              <w:bottom w:val="single" w:sz="6" w:space="0" w:color="000000"/>
+              <w:right w:val="single" w:sz="6" w:space="0" w:color="000000"/>
+            </w:tcBorders>
+            <w:shd w:val="clear" w:color="auto" w:fill="E5E5E5"/>
+          </w:tcPr>
+          <w:p>
+            <w:pPr>
+              <w:pStyle w:val="TableText"/>
+              <w:snapToGrid w:val="0"/>
+              <w:rPr>
+                <w:color w:val="000000"/>
+              </w:rPr>
+            </w:pPr>
+            <w:r>
+              <w:rPr>
+                <w:color w:val="000000"/>
+              </w:rPr>
+              <w:t>Paul Cooper</w:t>
+            </w:r>
+          </w:p>
+        </w:tc>
+      </w:tr>
+      <w:tr>
+        <w:tc>
+          <w:tcPr>
+            <w:tcW w:w="1275" w:type="dxa"/>
+            <w:tcBorders>
+              <w:top w:val="single" w:sz="6" w:space="0" w:color="000000"/>
+              <w:left w:val="single" w:sz="6" w:space="0" w:color="000000"/>
+              <w:bottom w:val="single" w:sz="6" w:space="0" w:color="000000"/>
+            </w:tcBorders>
+            <w:shd w:val="clear" w:color="auto" w:fill="E5E5E5"/>
+          </w:tcPr>
+          <w:p>
+            <w:pPr>
+              <w:pStyle w:val="TableText"/>
+              <w:snapToGrid w:val="0"/>
+              <w:rPr>
+                <w:color w:val="000000"/>
+                <w:u w:val="single"/>
+              </w:rPr>
+            </w:pPr>
           </w:p>
         </w:tc>
         <w:tc>
@@ -1894,90 +1997,6 @@
           </w:p>
         </w:tc>
       </w:tr>
-      <w:tr>
-        <w:tc>
-          <w:tcPr>
-            <w:tcW w:w="1275" w:type="dxa"/>
-            <w:tcBorders>
-              <w:top w:val="single" w:sz="6" w:space="0" w:color="000000"/>
-              <w:left w:val="single" w:sz="6" w:space="0" w:color="000000"/>
-              <w:bottom w:val="single" w:sz="6" w:space="0" w:color="000000"/>
-            </w:tcBorders>
-            <w:shd w:val="clear" w:color="auto" w:fill="E5E5E5"/>
-          </w:tcPr>
-          <w:p>
-            <w:pPr>
-              <w:pStyle w:val="TableText"/>
-              <w:snapToGrid w:val="0"/>
-              <w:rPr>
-                <w:color w:val="000000"/>
-                <w:u w:val="single"/>
-              </w:rPr>
-            </w:pPr>
-          </w:p>
-        </w:tc>
-        <w:tc>
-          <w:tcPr>
-            <w:tcW w:w="1083" w:type="dxa"/>
-            <w:tcBorders>
-              <w:top w:val="single" w:sz="6" w:space="0" w:color="000000"/>
-              <w:left w:val="single" w:sz="6" w:space="0" w:color="000000"/>
-              <w:bottom w:val="single" w:sz="6" w:space="0" w:color="000000"/>
-            </w:tcBorders>
-            <w:shd w:val="clear" w:color="auto" w:fill="E5E5E5"/>
-          </w:tcPr>
-          <w:p>
-            <w:pPr>
-              <w:pStyle w:val="TableText"/>
-              <w:snapToGrid w:val="0"/>
-              <w:rPr>
-                <w:color w:val="000000"/>
-              </w:rPr>
-            </w:pPr>
-          </w:p>
-        </w:tc>
-        <w:tc>
-          <w:tcPr>
-            <w:tcW w:w="3812" w:type="dxa"/>
-            <w:tcBorders>
-              <w:top w:val="single" w:sz="6" w:space="0" w:color="000000"/>
-              <w:left w:val="single" w:sz="6" w:space="0" w:color="000000"/>
-              <w:bottom w:val="single" w:sz="6" w:space="0" w:color="000000"/>
-            </w:tcBorders>
-            <w:shd w:val="clear" w:color="auto" w:fill="E5E5E5"/>
-          </w:tcPr>
-          <w:p>
-            <w:pPr>
-              <w:pStyle w:val="TableText"/>
-              <w:snapToGrid w:val="0"/>
-              <w:rPr>
-                <w:color w:val="000000"/>
-              </w:rPr>
-            </w:pPr>
-          </w:p>
-        </w:tc>
-        <w:tc>
-          <w:tcPr>
-            <w:tcW w:w="2593" w:type="dxa"/>
-            <w:tcBorders>
-              <w:top w:val="single" w:sz="6" w:space="0" w:color="000000"/>
-              <w:left w:val="single" w:sz="6" w:space="0" w:color="000000"/>
-              <w:bottom w:val="single" w:sz="6" w:space="0" w:color="000000"/>
-              <w:right w:val="single" w:sz="6" w:space="0" w:color="000000"/>
-            </w:tcBorders>
-            <w:shd w:val="clear" w:color="auto" w:fill="E5E5E5"/>
-          </w:tcPr>
-          <w:p>
-            <w:pPr>
-              <w:pStyle w:val="TableText"/>
-              <w:snapToGrid w:val="0"/>
-              <w:rPr>
-                <w:color w:val="000000"/>
-              </w:rPr>
-            </w:pPr>
-          </w:p>
-        </w:tc>
-      </w:tr>
     </w:tbl>
     <w:p>
       <w:pPr>
@@ -2036,7 +2055,6 @@
           <w:docPartUnique/>
         </w:docPartObj>
       </w:sdtPr>
-      <w:sdtEndPr/>
       <w:sdtContent>
         <w:p>
           <w:pPr>
@@ -2053,7 +2071,6 @@
               <w:sz w:val="24"/>
               <w:szCs w:val="24"/>
               <w:lang w:eastAsia="en-US"/>
-              <w14:ligatures w14:val="standardContextual"/>
             </w:rPr>
           </w:pPr>
           <w:r>
@@ -2092,7 +2109,6 @@
                 <w:sz w:val="24"/>
                 <w:szCs w:val="24"/>
                 <w:lang w:eastAsia="en-US"/>
-                <w14:ligatures w14:val="standardContextual"/>
               </w:rPr>
               <w:tab/>
             </w:r>
@@ -2160,7 +2176,6 @@
               <w:sz w:val="24"/>
               <w:szCs w:val="24"/>
               <w:lang w:eastAsia="en-US"/>
-              <w14:ligatures w14:val="standardContextual"/>
             </w:rPr>
           </w:pPr>
           <w:hyperlink w:anchor="_Toc226577309" w:history="1">
@@ -2180,7 +2195,6 @@
                 <w:sz w:val="24"/>
                 <w:szCs w:val="24"/>
                 <w:lang w:eastAsia="en-US"/>
-                <w14:ligatures w14:val="standardContextual"/>
               </w:rPr>
               <w:tab/>
             </w:r>
@@ -2248,7 +2262,6 @@
               <w:sz w:val="24"/>
               <w:szCs w:val="24"/>
               <w:lang w:eastAsia="en-US"/>
-              <w14:ligatures w14:val="standardContextual"/>
             </w:rPr>
           </w:pPr>
           <w:hyperlink w:anchor="_Toc226577310" w:history="1">
@@ -2268,7 +2281,6 @@
                 <w:sz w:val="24"/>
                 <w:szCs w:val="24"/>
                 <w:lang w:eastAsia="en-US"/>
-                <w14:ligatures w14:val="standardContextual"/>
               </w:rPr>
               <w:tab/>
             </w:r>
@@ -2336,7 +2348,6 @@
               <w:sz w:val="24"/>
               <w:szCs w:val="24"/>
               <w:lang w:eastAsia="en-US"/>
-              <w14:ligatures w14:val="standardContextual"/>
             </w:rPr>
           </w:pPr>
           <w:hyperlink w:anchor="_Toc226577311" w:history="1">
@@ -2356,7 +2367,6 @@
                 <w:sz w:val="24"/>
                 <w:szCs w:val="24"/>
                 <w:lang w:eastAsia="en-US"/>
-                <w14:ligatures w14:val="standardContextual"/>
               </w:rPr>
               <w:tab/>
             </w:r>
@@ -2425,7 +2435,6 @@
               <w:sz w:val="24"/>
               <w:szCs w:val="24"/>
               <w:lang w:eastAsia="en-US"/>
-              <w14:ligatures w14:val="standardContextual"/>
             </w:rPr>
           </w:pPr>
           <w:hyperlink w:anchor="_Toc226577312" w:history="1">
@@ -2447,7 +2456,6 @@
                 <w:sz w:val="24"/>
                 <w:szCs w:val="24"/>
                 <w:lang w:eastAsia="en-US"/>
-                <w14:ligatures w14:val="standardContextual"/>
               </w:rPr>
               <w:tab/>
             </w:r>
@@ -2515,7 +2523,6 @@
               <w:sz w:val="24"/>
               <w:szCs w:val="24"/>
               <w:lang w:eastAsia="en-US"/>
-              <w14:ligatures w14:val="standardContextual"/>
             </w:rPr>
           </w:pPr>
           <w:hyperlink w:anchor="_Toc226577313" w:history="1">
@@ -2535,7 +2542,6 @@
                 <w:sz w:val="24"/>
                 <w:szCs w:val="24"/>
                 <w:lang w:eastAsia="en-US"/>
-                <w14:ligatures w14:val="standardContextual"/>
               </w:rPr>
               <w:tab/>
             </w:r>
@@ -2603,7 +2609,6 @@
               <w:sz w:val="24"/>
               <w:szCs w:val="24"/>
               <w:lang w:eastAsia="en-US"/>
-              <w14:ligatures w14:val="standardContextual"/>
             </w:rPr>
           </w:pPr>
           <w:hyperlink w:anchor="_Toc226577314" w:history="1">
@@ -2623,7 +2628,6 @@
                 <w:sz w:val="24"/>
                 <w:szCs w:val="24"/>
                 <w:lang w:eastAsia="en-US"/>
-                <w14:ligatures w14:val="standardContextual"/>
               </w:rPr>
               <w:tab/>
             </w:r>
@@ -2691,7 +2695,6 @@
               <w:sz w:val="24"/>
               <w:szCs w:val="24"/>
               <w:lang w:eastAsia="en-US"/>
-              <w14:ligatures w14:val="standardContextual"/>
             </w:rPr>
           </w:pPr>
           <w:hyperlink w:anchor="_Toc226577315" w:history="1">
@@ -2711,7 +2714,6 @@
                 <w:sz w:val="24"/>
                 <w:szCs w:val="24"/>
                 <w:lang w:eastAsia="en-US"/>
-                <w14:ligatures w14:val="standardContextual"/>
               </w:rPr>
               <w:tab/>
             </w:r>
@@ -2779,7 +2781,6 @@
               <w:sz w:val="24"/>
               <w:szCs w:val="24"/>
               <w:lang w:eastAsia="en-US"/>
-              <w14:ligatures w14:val="standardContextual"/>
             </w:rPr>
           </w:pPr>
           <w:hyperlink w:anchor="_Toc226577316" w:history="1">
@@ -2799,7 +2800,6 @@
                 <w:sz w:val="24"/>
                 <w:szCs w:val="24"/>
                 <w:lang w:eastAsia="en-US"/>
-                <w14:ligatures w14:val="standardContextual"/>
               </w:rPr>
               <w:tab/>
             </w:r>
@@ -2867,7 +2867,6 @@
               <w:sz w:val="24"/>
               <w:szCs w:val="24"/>
               <w:lang w:eastAsia="en-US"/>
-              <w14:ligatures w14:val="standardContextual"/>
             </w:rPr>
           </w:pPr>
           <w:hyperlink w:anchor="_Toc226577317" w:history="1">
@@ -2887,7 +2886,6 @@
                 <w:sz w:val="24"/>
                 <w:szCs w:val="24"/>
                 <w:lang w:eastAsia="en-US"/>
-                <w14:ligatures w14:val="standardContextual"/>
               </w:rPr>
               <w:tab/>
             </w:r>
@@ -2956,7 +2954,6 @@
               <w:sz w:val="24"/>
               <w:szCs w:val="24"/>
               <w:lang w:eastAsia="en-US"/>
-              <w14:ligatures w14:val="standardContextual"/>
             </w:rPr>
           </w:pPr>
           <w:hyperlink w:anchor="_Toc226577318" w:history="1">
@@ -2978,7 +2975,6 @@
                 <w:sz w:val="24"/>
                 <w:szCs w:val="24"/>
                 <w:lang w:eastAsia="en-US"/>
-                <w14:ligatures w14:val="standardContextual"/>
               </w:rPr>
               <w:tab/>
             </w:r>
@@ -3046,7 +3042,6 @@
               <w:sz w:val="24"/>
               <w:szCs w:val="24"/>
               <w:lang w:eastAsia="en-US"/>
-              <w14:ligatures w14:val="standardContextual"/>
             </w:rPr>
           </w:pPr>
           <w:hyperlink w:anchor="_Toc226577319" w:history="1">
@@ -3066,7 +3061,6 @@
                 <w:sz w:val="24"/>
                 <w:szCs w:val="24"/>
                 <w:lang w:eastAsia="en-US"/>
-                <w14:ligatures w14:val="standardContextual"/>
               </w:rPr>
               <w:tab/>
             </w:r>
@@ -3134,7 +3128,6 @@
               <w:sz w:val="24"/>
               <w:szCs w:val="24"/>
               <w:lang w:eastAsia="en-US"/>
-              <w14:ligatures w14:val="standardContextual"/>
             </w:rPr>
           </w:pPr>
           <w:hyperlink w:anchor="_Toc226577320" w:history="1">
@@ -3154,7 +3147,6 @@
                 <w:sz w:val="24"/>
                 <w:szCs w:val="24"/>
                 <w:lang w:eastAsia="en-US"/>
-                <w14:ligatures w14:val="standardContextual"/>
               </w:rPr>
               <w:tab/>
             </w:r>
@@ -3222,7 +3214,6 @@
               <w:sz w:val="24"/>
               <w:szCs w:val="24"/>
               <w:lang w:eastAsia="en-US"/>
-              <w14:ligatures w14:val="standardContextual"/>
             </w:rPr>
           </w:pPr>
           <w:hyperlink w:anchor="_Toc226577321" w:history="1">
@@ -3242,7 +3233,6 @@
                 <w:sz w:val="24"/>
                 <w:szCs w:val="24"/>
                 <w:lang w:eastAsia="en-US"/>
-                <w14:ligatures w14:val="standardContextual"/>
               </w:rPr>
               <w:tab/>
             </w:r>
@@ -3310,7 +3300,6 @@
               <w:sz w:val="24"/>
               <w:szCs w:val="24"/>
               <w:lang w:eastAsia="en-US"/>
-              <w14:ligatures w14:val="standardContextual"/>
             </w:rPr>
           </w:pPr>
           <w:hyperlink w:anchor="_Toc226577322" w:history="1">
@@ -3330,7 +3319,6 @@
                 <w:sz w:val="24"/>
                 <w:szCs w:val="24"/>
                 <w:lang w:eastAsia="en-US"/>
-                <w14:ligatures w14:val="standardContextual"/>
               </w:rPr>
               <w:tab/>
             </w:r>
@@ -3399,7 +3387,6 @@
               <w:sz w:val="24"/>
               <w:szCs w:val="24"/>
               <w:lang w:eastAsia="en-US"/>
-              <w14:ligatures w14:val="standardContextual"/>
             </w:rPr>
           </w:pPr>
           <w:hyperlink w:anchor="_Toc226577323" w:history="1">
@@ -3421,7 +3408,6 @@
                 <w:sz w:val="24"/>
                 <w:szCs w:val="24"/>
                 <w:lang w:eastAsia="en-US"/>
-                <w14:ligatures w14:val="standardContextual"/>
               </w:rPr>
               <w:tab/>
             </w:r>
@@ -3489,7 +3475,6 @@
               <w:sz w:val="24"/>
               <w:szCs w:val="24"/>
               <w:lang w:eastAsia="en-US"/>
-              <w14:ligatures w14:val="standardContextual"/>
             </w:rPr>
           </w:pPr>
           <w:hyperlink w:anchor="_Toc226577324" w:history="1">
@@ -3509,7 +3494,6 @@
                 <w:sz w:val="24"/>
                 <w:szCs w:val="24"/>
                 <w:lang w:eastAsia="en-US"/>
-                <w14:ligatures w14:val="standardContextual"/>
               </w:rPr>
               <w:tab/>
             </w:r>
@@ -3577,7 +3561,6 @@
               <w:sz w:val="24"/>
               <w:szCs w:val="24"/>
               <w:lang w:eastAsia="en-US"/>
-              <w14:ligatures w14:val="standardContextual"/>
             </w:rPr>
           </w:pPr>
           <w:hyperlink w:anchor="_Toc226577325" w:history="1">
@@ -3597,7 +3580,6 @@
                 <w:sz w:val="24"/>
                 <w:szCs w:val="24"/>
                 <w:lang w:eastAsia="en-US"/>
-                <w14:ligatures w14:val="standardContextual"/>
               </w:rPr>
               <w:tab/>
             </w:r>
@@ -3662,7 +3644,6 @@
               <w:sz w:val="24"/>
               <w:szCs w:val="24"/>
               <w:lang w:eastAsia="en-US"/>
-              <w14:ligatures w14:val="standardContextual"/>
             </w:rPr>
           </w:pPr>
           <w:hyperlink w:anchor="_Toc226577326" w:history="1">
@@ -3727,7 +3708,6 @@
               <w:sz w:val="24"/>
               <w:szCs w:val="24"/>
               <w:lang w:eastAsia="en-US"/>
-              <w14:ligatures w14:val="standardContextual"/>
             </w:rPr>
           </w:pPr>
           <w:hyperlink w:anchor="_Toc226577327" w:history="1">
@@ -3792,7 +3772,6 @@
               <w:sz w:val="24"/>
               <w:szCs w:val="24"/>
               <w:lang w:eastAsia="en-US"/>
-              <w14:ligatures w14:val="standardContextual"/>
             </w:rPr>
           </w:pPr>
           <w:hyperlink w:anchor="_Toc226577328" w:history="1">
@@ -3857,7 +3836,6 @@
               <w:sz w:val="24"/>
               <w:szCs w:val="24"/>
               <w:lang w:eastAsia="en-US"/>
-              <w14:ligatures w14:val="standardContextual"/>
             </w:rPr>
           </w:pPr>
           <w:hyperlink w:anchor="_Toc226577329" w:history="1">
@@ -3922,7 +3900,6 @@
               <w:sz w:val="24"/>
               <w:szCs w:val="24"/>
               <w:lang w:eastAsia="en-US"/>
-              <w14:ligatures w14:val="standardContextual"/>
             </w:rPr>
           </w:pPr>
           <w:hyperlink w:anchor="_Toc226577330" w:history="1">
@@ -3989,7 +3966,6 @@
               <w:sz w:val="24"/>
               <w:szCs w:val="24"/>
               <w:lang w:eastAsia="en-US"/>
-              <w14:ligatures w14:val="standardContextual"/>
             </w:rPr>
           </w:pPr>
           <w:r>
@@ -4075,21 +4051,7 @@
         <w:rPr>
           <w:color w:val="000000"/>
         </w:rPr>
-        <w:t xml:space="preserve">This software design document provides </w:t>
-      </w:r>
-      <w:proofErr w:type="gramStart"/>
-      <w:r>
-        <w:rPr>
-          <w:color w:val="000000"/>
-        </w:rPr>
-        <w:t>a</w:t>
-      </w:r>
-      <w:proofErr w:type="gramEnd"/>
-      <w:r>
-        <w:rPr>
-          <w:color w:val="000000"/>
-        </w:rPr>
-        <w:t xml:space="preserve"> architectural overview for the Blackjack Handling System (BHS).</w:t>
+        <w:t>This software design document provides a architectural overview for the Blackjack Handling System (BHS).</w:t>
       </w:r>
     </w:p>
     <w:p>
@@ -4154,14 +4116,8 @@
       <w:pPr>
         <w:pStyle w:val="Paragraph3"/>
         <w:ind w:hanging="720"/>
-        <w:rPr>
-          <w:color w:val="000000"/>
-        </w:rPr>
-      </w:pPr>
-      <w:r>
-        <w:rPr>
-          <w:color w:val="000000"/>
-        </w:rPr>
+      </w:pPr>
+      <w:r>
         <w:t>Player: A user role that can participate in Blackjack games, and participate in standard game actions such as betting, hit, stand, and folding/surrendering</w:t>
       </w:r>
     </w:p>
@@ -4169,43 +4125,17 @@
       <w:pPr>
         <w:pStyle w:val="Paragraph3"/>
         <w:ind w:hanging="720"/>
-        <w:rPr>
-          <w:color w:val="000000"/>
-        </w:rPr>
-      </w:pPr>
-      <w:r>
-        <w:rPr>
-          <w:color w:val="000000"/>
-        </w:rPr>
-        <w:t xml:space="preserve">Dealer: A specialized user role with the added ability to operate as a dealer for the games and the configurator of game parameters when creating joinable tables for blackjack, deals cards in accordance </w:t>
-      </w:r>
-      <w:proofErr w:type="gramStart"/>
-      <w:r>
-        <w:rPr>
-          <w:color w:val="000000"/>
-        </w:rPr>
-        <w:t>to</w:t>
-      </w:r>
-      <w:proofErr w:type="gramEnd"/>
-      <w:r>
-        <w:rPr>
-          <w:color w:val="000000"/>
-        </w:rPr>
-        <w:t xml:space="preserve"> standard blackjack rules</w:t>
+      </w:pPr>
+      <w:r>
+        <w:t>Dealer: A specialized user role with the added ability to operate as a dealer for the games and the configurator of game parameters when creating joinable tables for blackjack, deals cards in accordance to standard blackjack rules</w:t>
       </w:r>
     </w:p>
     <w:p>
       <w:pPr>
         <w:pStyle w:val="Paragraph3"/>
         <w:ind w:hanging="720"/>
-        <w:rPr>
-          <w:color w:val="000000"/>
-        </w:rPr>
-      </w:pPr>
-      <w:r>
-        <w:rPr>
-          <w:color w:val="000000"/>
-        </w:rPr>
+      </w:pPr>
+      <w:r>
         <w:t>User: Either a player or a dealer, generally used before the system has identified the individual during the login phase.</w:t>
       </w:r>
     </w:p>
@@ -4213,14 +4143,8 @@
       <w:pPr>
         <w:pStyle w:val="Paragraph3"/>
         <w:ind w:hanging="720"/>
-        <w:rPr>
-          <w:color w:val="000000"/>
-        </w:rPr>
-      </w:pPr>
-      <w:r>
-        <w:rPr>
-          <w:color w:val="000000"/>
-        </w:rPr>
+      </w:pPr>
+      <w:r>
         <w:t>Hand: A collection of cards assigned to a player or dealer during a round of Blackjack, which changes based on gameplay actions and outcomes</w:t>
       </w:r>
     </w:p>
@@ -4228,14 +4152,8 @@
       <w:pPr>
         <w:pStyle w:val="Paragraph3"/>
         <w:ind w:hanging="720"/>
-        <w:rPr>
-          <w:color w:val="000000"/>
-        </w:rPr>
-      </w:pPr>
-      <w:r>
-        <w:rPr>
-          <w:color w:val="000000"/>
-        </w:rPr>
+      </w:pPr>
+      <w:r>
         <w:t>Table: The instance of a game in a lobby, up to six players including the hosting dealer</w:t>
       </w:r>
     </w:p>
@@ -4243,14 +4161,8 @@
       <w:pPr>
         <w:pStyle w:val="Paragraph3"/>
         <w:ind w:hanging="720"/>
-        <w:rPr>
-          <w:color w:val="000000"/>
-        </w:rPr>
-      </w:pPr>
-      <w:r>
-        <w:rPr>
-          <w:color w:val="000000"/>
-        </w:rPr>
+      </w:pPr>
+      <w:r>
         <w:t>Lobby: An area of the Blackjack program where tables are viewable for players to join or for dealers to create a table</w:t>
       </w:r>
     </w:p>
@@ -4258,14 +4170,8 @@
       <w:pPr>
         <w:pStyle w:val="Paragraph3"/>
         <w:ind w:hanging="720"/>
-        <w:rPr>
-          <w:color w:val="000000"/>
-        </w:rPr>
-      </w:pPr>
-      <w:r>
-        <w:rPr>
-          <w:color w:val="000000"/>
-        </w:rPr>
+      </w:pPr>
+      <w:r>
         <w:t>Round: A cycle of player betting and playing in a blackjack game between the betting and outcome phases</w:t>
       </w:r>
     </w:p>
@@ -4273,14 +4179,8 @@
       <w:pPr>
         <w:pStyle w:val="Paragraph3"/>
         <w:ind w:hanging="720"/>
-        <w:rPr>
-          <w:color w:val="000000"/>
-        </w:rPr>
-      </w:pPr>
-      <w:r>
-        <w:rPr>
-          <w:color w:val="000000"/>
-        </w:rPr>
+      </w:pPr>
+      <w:r>
         <w:t>Game phase: Distinct phases for player betting, dealing and actions, and outcome</w:t>
       </w:r>
     </w:p>
@@ -4288,14 +4188,8 @@
       <w:pPr>
         <w:pStyle w:val="Paragraph3"/>
         <w:ind w:hanging="720"/>
-        <w:rPr>
-          <w:color w:val="000000"/>
-        </w:rPr>
-      </w:pPr>
-      <w:r>
-        <w:rPr>
-          <w:color w:val="000000"/>
-        </w:rPr>
+      </w:pPr>
+      <w:r>
         <w:t>Payout: A specific outcome for a player to be paid out the appropriate bet they won against the dealer</w:t>
       </w:r>
     </w:p>
@@ -4303,14 +4197,8 @@
       <w:pPr>
         <w:pStyle w:val="Paragraph3"/>
         <w:ind w:hanging="720"/>
-        <w:rPr>
-          <w:color w:val="000000"/>
-        </w:rPr>
-      </w:pPr>
-      <w:r>
-        <w:rPr>
-          <w:color w:val="000000"/>
-        </w:rPr>
+      </w:pPr>
+      <w:r>
         <w:t>Deck: A standard set of 52 cards used to interact with the gameplay</w:t>
       </w:r>
     </w:p>
@@ -4318,14 +4206,8 @@
       <w:pPr>
         <w:pStyle w:val="Paragraph3"/>
         <w:ind w:hanging="720"/>
-        <w:rPr>
-          <w:color w:val="000000"/>
-        </w:rPr>
-      </w:pPr>
-      <w:r>
-        <w:rPr>
-          <w:color w:val="000000"/>
-        </w:rPr>
+      </w:pPr>
+      <w:r>
         <w:t>Card: A singular card from a standard deck of 52 cards, categorized by suit and rank value</w:t>
       </w:r>
     </w:p>
@@ -4333,14 +4215,8 @@
       <w:pPr>
         <w:pStyle w:val="Paragraph3"/>
         <w:ind w:hanging="720"/>
-        <w:rPr>
-          <w:color w:val="000000"/>
-        </w:rPr>
-      </w:pPr>
-      <w:r>
-        <w:rPr>
-          <w:color w:val="000000"/>
-        </w:rPr>
+      </w:pPr>
+      <w:r>
         <w:t>Shoe: A collection of multiple decks used in the Blackjack games</w:t>
       </w:r>
     </w:p>
@@ -4348,101 +4224,35 @@
       <w:pPr>
         <w:pStyle w:val="Paragraph3"/>
         <w:ind w:hanging="720"/>
-        <w:rPr>
-          <w:color w:val="000000"/>
-        </w:rPr>
-      </w:pPr>
-      <w:r>
-        <w:rPr>
-          <w:color w:val="000000"/>
-        </w:rPr>
-        <w:t xml:space="preserve">Bet: </w:t>
-      </w:r>
-      <w:proofErr w:type="gramStart"/>
-      <w:r>
-        <w:rPr>
-          <w:color w:val="000000"/>
-        </w:rPr>
-        <w:t>A number of</w:t>
-      </w:r>
-      <w:proofErr w:type="gramEnd"/>
-      <w:r>
-        <w:rPr>
-          <w:color w:val="000000"/>
-        </w:rPr>
-        <w:t xml:space="preserve"> credits submitted by a player before being dealt hands to start playing the game</w:t>
+      </w:pPr>
+      <w:r>
+        <w:t>Bet: A number of credits submitted by a player before being dealt hands to start playing the game</w:t>
       </w:r>
     </w:p>
     <w:p>
       <w:pPr>
         <w:pStyle w:val="Paragraph3"/>
         <w:ind w:hanging="720"/>
-        <w:rPr>
-          <w:color w:val="000000"/>
-        </w:rPr>
-      </w:pPr>
-      <w:r>
-        <w:rPr>
-          <w:color w:val="000000"/>
-        </w:rPr>
-        <w:t xml:space="preserve">Timer: A countdown for the time players </w:t>
-      </w:r>
-      <w:proofErr w:type="gramStart"/>
-      <w:r>
-        <w:rPr>
-          <w:color w:val="000000"/>
-        </w:rPr>
-        <w:t>have</w:t>
-      </w:r>
-      <w:proofErr w:type="gramEnd"/>
-      <w:r>
-        <w:rPr>
-          <w:color w:val="000000"/>
-        </w:rPr>
-        <w:t xml:space="preserve"> to </w:t>
-      </w:r>
-      <w:proofErr w:type="gramStart"/>
-      <w:r>
-        <w:rPr>
-          <w:color w:val="000000"/>
-        </w:rPr>
-        <w:t>take action</w:t>
-      </w:r>
-      <w:proofErr w:type="gramEnd"/>
-      <w:r>
-        <w:rPr>
-          <w:color w:val="000000"/>
-        </w:rPr>
-        <w:t xml:space="preserve"> in a round of the game</w:t>
+      </w:pPr>
+      <w:r>
+        <w:t>Timer: A countdown for the time players have to act in a round of the game</w:t>
       </w:r>
     </w:p>
     <w:p>
       <w:pPr>
         <w:pStyle w:val="Paragraph3"/>
         <w:ind w:hanging="720"/>
-        <w:rPr>
-          <w:color w:val="000000"/>
-        </w:rPr>
-      </w:pPr>
-      <w:r>
-        <w:rPr>
-          <w:color w:val="000000"/>
-        </w:rPr>
-        <w:t>Credits: Virtual currency with a 1-to-1 conversion with player dollars from their payment method attached to their account, used in bets for games</w:t>
+      </w:pPr>
+      <w:r>
+        <w:t>Credits: Virtual currency within game. Players can add or remove funds as desired to continue playing and betting in game.</w:t>
       </w:r>
     </w:p>
     <w:p>
       <w:pPr>
         <w:pStyle w:val="Paragraph3"/>
         <w:ind w:hanging="720"/>
-        <w:rPr>
-          <w:color w:val="000000"/>
-        </w:rPr>
-      </w:pPr>
-      <w:r>
-        <w:rPr>
-          <w:color w:val="000000"/>
-        </w:rPr>
+      </w:pPr>
+      <w:r>
         <w:t>Blackjack Handling System (BHS): The software responsible for handling the blackjack game functions and logic, network connectivity for players to the server, as well as player interactions and active games</w:t>
       </w:r>
     </w:p>
@@ -4450,14 +4260,8 @@
       <w:pPr>
         <w:pStyle w:val="Paragraph3"/>
         <w:ind w:hanging="720"/>
-        <w:rPr>
-          <w:color w:val="000000"/>
-        </w:rPr>
-      </w:pPr>
-      <w:r>
-        <w:rPr>
-          <w:color w:val="000000"/>
-        </w:rPr>
+      </w:pPr>
+      <w:r>
         <w:t>Graphical User Interface (GUI): The visual interface players use to interact with the BHS</w:t>
       </w:r>
     </w:p>
@@ -4465,14 +4269,8 @@
       <w:pPr>
         <w:pStyle w:val="Paragraph3"/>
         <w:ind w:hanging="720"/>
-        <w:rPr>
-          <w:color w:val="000000"/>
-        </w:rPr>
-      </w:pPr>
-      <w:r>
-        <w:rPr>
-          <w:color w:val="000000"/>
-        </w:rPr>
+      </w:pPr>
+      <w:r>
         <w:t>Server: The program responsible for allowing multiple client programs to connect, allowing users to play blackjack games against each other over a network connection, receives player actions and enforces game rules with network communication between clients</w:t>
       </w:r>
     </w:p>
@@ -4480,14 +4278,8 @@
       <w:pPr>
         <w:pStyle w:val="Paragraph3"/>
         <w:ind w:hanging="720"/>
-        <w:rPr>
-          <w:color w:val="000000"/>
-        </w:rPr>
-      </w:pPr>
-      <w:r>
-        <w:rPr>
-          <w:color w:val="000000"/>
-        </w:rPr>
+      </w:pPr>
+      <w:r>
         <w:t>Client: The program used by players to connect to the server program for connection to blackjack games over a network connection, sends actions to the server</w:t>
       </w:r>
     </w:p>
@@ -4495,14 +4287,8 @@
       <w:pPr>
         <w:pStyle w:val="Paragraph3"/>
         <w:ind w:hanging="720"/>
-        <w:rPr>
-          <w:color w:val="000000"/>
-        </w:rPr>
-      </w:pPr>
-      <w:r>
-        <w:rPr>
-          <w:color w:val="000000"/>
-        </w:rPr>
+      </w:pPr>
+      <w:r>
         <w:lastRenderedPageBreak/>
         <w:t>Soft hand: When a player or dealer has an ace whose current value is 11. Standard blackjack rules require the dealer to hit when they have a soft 17 or less.</w:t>
       </w:r>
@@ -4511,14 +4297,8 @@
       <w:pPr>
         <w:pStyle w:val="Paragraph3"/>
         <w:ind w:hanging="720"/>
-        <w:rPr>
-          <w:color w:val="000000"/>
-        </w:rPr>
-      </w:pPr>
-      <w:r>
-        <w:rPr>
-          <w:color w:val="000000"/>
-        </w:rPr>
+      </w:pPr>
+      <w:r>
         <w:t>Hit: When a player requests an additional card from the dealer.</w:t>
       </w:r>
     </w:p>
@@ -4526,43 +4306,17 @@
       <w:pPr>
         <w:pStyle w:val="Paragraph3"/>
         <w:ind w:hanging="720"/>
-        <w:rPr>
-          <w:color w:val="000000"/>
-        </w:rPr>
-      </w:pPr>
-      <w:r>
-        <w:rPr>
-          <w:color w:val="000000"/>
-        </w:rPr>
-        <w:t xml:space="preserve">Stand: When a player </w:t>
-      </w:r>
-      <w:proofErr w:type="gramStart"/>
-      <w:r>
-        <w:rPr>
-          <w:color w:val="000000"/>
-        </w:rPr>
-        <w:t>signals</w:t>
-      </w:r>
-      <w:proofErr w:type="gramEnd"/>
-      <w:r>
-        <w:rPr>
-          <w:color w:val="000000"/>
-        </w:rPr>
-        <w:t xml:space="preserve"> they don’t want any additional cards dealt to them during the current round.</w:t>
+      </w:pPr>
+      <w:r>
+        <w:t>Stand: When a player signals they don’t want any additional cards dealt to them during the current round.</w:t>
       </w:r>
     </w:p>
     <w:p>
       <w:pPr>
         <w:pStyle w:val="Paragraph3"/>
         <w:ind w:hanging="720"/>
-        <w:rPr>
-          <w:color w:val="000000"/>
-        </w:rPr>
-      </w:pPr>
-      <w:r>
-        <w:rPr>
-          <w:color w:val="000000"/>
-        </w:rPr>
+      </w:pPr>
+      <w:r>
         <w:t>Double down: When a player asks for one more card to be dealt to them that round while also doubling their current bet.</w:t>
       </w:r>
     </w:p>
@@ -4570,57 +4324,17 @@
       <w:pPr>
         <w:pStyle w:val="Paragraph3"/>
         <w:ind w:hanging="720"/>
-        <w:rPr>
-          <w:color w:val="000000"/>
-        </w:rPr>
-      </w:pPr>
-      <w:r>
-        <w:rPr>
-          <w:color w:val="000000"/>
-        </w:rPr>
-        <w:t xml:space="preserve">Split: When a player has matching cards, they can pay to have their hand divided into two separate hands. The dealer will then </w:t>
-      </w:r>
-      <w:proofErr w:type="gramStart"/>
-      <w:r>
-        <w:rPr>
-          <w:color w:val="000000"/>
-        </w:rPr>
-        <w:t>deal</w:t>
-      </w:r>
-      <w:proofErr w:type="gramEnd"/>
-      <w:r>
-        <w:rPr>
-          <w:color w:val="000000"/>
-        </w:rPr>
-        <w:t xml:space="preserve"> each </w:t>
-      </w:r>
-      <w:proofErr w:type="gramStart"/>
-      <w:r>
-        <w:rPr>
-          <w:color w:val="000000"/>
-        </w:rPr>
-        <w:t>hand</w:t>
-      </w:r>
-      <w:proofErr w:type="gramEnd"/>
-      <w:r>
-        <w:rPr>
-          <w:color w:val="000000"/>
-        </w:rPr>
-        <w:t xml:space="preserve"> an additional card to bring the total cards in each hand to two.</w:t>
+      </w:pPr>
+      <w:r>
+        <w:t>Split: When a player has matching cards, they can pay to have their hand divided into two separate hands. The dealer will then deal each hand an additional card to bring the total cards in each hand to two.</w:t>
       </w:r>
     </w:p>
     <w:p>
       <w:pPr>
         <w:pStyle w:val="Paragraph3"/>
         <w:ind w:hanging="720"/>
-        <w:rPr>
-          <w:color w:val="000000"/>
-        </w:rPr>
-      </w:pPr>
-      <w:r>
-        <w:rPr>
-          <w:color w:val="000000"/>
-        </w:rPr>
+      </w:pPr>
+      <w:r>
         <w:t>Bust: When the hand value of either the player or the dealer goes above 21, resulting in an automatic loss.</w:t>
       </w:r>
     </w:p>
@@ -4628,14 +4342,8 @@
       <w:pPr>
         <w:pStyle w:val="Paragraph3"/>
         <w:ind w:hanging="720"/>
-        <w:rPr>
-          <w:color w:val="000000"/>
-        </w:rPr>
-      </w:pPr>
-      <w:r>
-        <w:rPr>
-          <w:color w:val="000000"/>
-        </w:rPr>
+      </w:pPr>
+      <w:r>
         <w:t>Push: When the dealer and the player end the round with the same hand value and all bets are returned.</w:t>
       </w:r>
     </w:p>
@@ -4643,14 +4351,8 @@
       <w:pPr>
         <w:pStyle w:val="Paragraph3"/>
         <w:ind w:hanging="720"/>
-        <w:rPr>
-          <w:color w:val="000000"/>
-        </w:rPr>
-      </w:pPr>
-      <w:r>
-        <w:rPr>
-          <w:color w:val="000000"/>
-        </w:rPr>
+      </w:pPr>
+      <w:r>
         <w:t>Win: When the player ends the round with a higher hand value than the dealer.</w:t>
       </w:r>
     </w:p>
@@ -4658,14 +4360,8 @@
       <w:pPr>
         <w:pStyle w:val="Paragraph3"/>
         <w:ind w:hanging="720"/>
-        <w:rPr>
-          <w:color w:val="000000"/>
-        </w:rPr>
-      </w:pPr>
-      <w:r>
-        <w:rPr>
-          <w:color w:val="000000"/>
-        </w:rPr>
+      </w:pPr>
+      <w:r>
         <w:t>Lose: When the player ends the round with a lower hand value than the dealer, or they bust.</w:t>
       </w:r>
     </w:p>
@@ -4673,14 +4369,8 @@
       <w:pPr>
         <w:pStyle w:val="Paragraph3"/>
         <w:ind w:hanging="720"/>
-        <w:rPr>
-          <w:color w:val="000000"/>
-        </w:rPr>
-      </w:pPr>
-      <w:r>
-        <w:rPr>
-          <w:color w:val="000000"/>
-        </w:rPr>
+      </w:pPr>
+      <w:r>
         <w:t>Insurance: When a dealer is showing an ace in their hand, the players are offered the option to pay 50% more to protect their hands. If the dealer does have a blackjack, the bets are returned to the players that opted for insurance. If the dealer does not have a blackjack, the additional money goes to the house.</w:t>
       </w:r>
     </w:p>
@@ -4688,14 +4378,8 @@
       <w:pPr>
         <w:pStyle w:val="Paragraph3"/>
         <w:ind w:hanging="720"/>
-        <w:rPr>
-          <w:color w:val="000000"/>
-        </w:rPr>
-      </w:pPr>
-      <w:r>
-        <w:rPr>
-          <w:color w:val="000000"/>
-        </w:rPr>
+      </w:pPr>
+      <w:r>
         <w:t>House: the organization the dealer works for. All bets are either covered by the house if the dealer loses or paid to the house if the player loses.</w:t>
       </w:r>
     </w:p>
@@ -4703,29 +4387,9 @@
       <w:pPr>
         <w:pStyle w:val="Paragraph3"/>
         <w:ind w:hanging="720"/>
-        <w:rPr>
-          <w:color w:val="000000"/>
-        </w:rPr>
-      </w:pPr>
-      <w:r>
-        <w:rPr>
-          <w:color w:val="000000"/>
-        </w:rPr>
-        <w:t xml:space="preserve">Shuffling: when the order of the cards in the shoe </w:t>
-      </w:r>
-      <w:proofErr w:type="gramStart"/>
-      <w:r>
-        <w:rPr>
-          <w:color w:val="000000"/>
-        </w:rPr>
-        <w:t>are</w:t>
-      </w:r>
-      <w:proofErr w:type="gramEnd"/>
-      <w:r>
-        <w:rPr>
-          <w:color w:val="000000"/>
-        </w:rPr>
-        <w:t xml:space="preserve"> randomized.</w:t>
+      </w:pPr>
+      <w:r>
+        <w:t>Shuffling: when the order of the cards in the shoe are randomized.</w:t>
       </w:r>
     </w:p>
     <w:p>
@@ -4835,13 +4499,7 @@
         <w:rPr>
           <w:color w:val="000000"/>
         </w:rPr>
-        <w:t>The system will be organized into several major elements. Of note are the Server and Client which between them contain all other elements in the application. Some elements are shared between them, such as the networking and messaging pieces. While they are both similar, there will be slight differences between the network piece on the server and the network piece on the client. Likewise, the messaging elements will contain many similarities but with some important differences to facilitate game play and oth</w:t>
-      </w:r>
-      <w:r>
-        <w:rPr>
-          <w:color w:val="000000"/>
-        </w:rPr>
-        <w:t>er functionality within the application.</w:t>
+        <w:t>The system will be organized into several major elements. Of note are the Server and Client which between them contain all other elements in the application. Some elements are shared between them, such as the networking and messaging pieces. While they are both similar, there will be slight differences between the network piece on the server and the network piece on the client. Likewise, the messaging elements will contain many similarities but with some important differences to facilitate game play and other functionality within the application.</w:t>
       </w:r>
     </w:p>
     <w:p>
@@ -4939,13 +4597,7 @@
         <w:rPr>
           <w:color w:val="000000"/>
         </w:rPr>
-        <w:t>The messaging component will handle the actual communication between the server and clients. Serialized content will be passed back and forth between the server and client through the networking component. Each message will be tailored to a specific task, such as handling the login and log-off sequences, the ability to add and remove funds from the players account, and most importantly the in game messages that must be passed back and forth to facilitate the correct sequence of events needed in order to cho</w:t>
-      </w:r>
-      <w:r>
-        <w:rPr>
-          <w:color w:val="000000"/>
-        </w:rPr>
-        <w:t>reograph player and dealer actions for smooth in-game mechanics.</w:t>
+        <w:t>The messaging component will handle the actual communication between the server and clients. Serialized content will be passed back and forth between the server and client through the networking component. Each message will be tailored to a specific task, such as handling the login and log-off sequences, the ability to add and remove funds from the players account, and most importantly the in game messages that must be passed back and forth to facilitate the correct sequence of events needed in order to choreograph player and dealer actions for smooth in-game mechanics.</w:t>
       </w:r>
     </w:p>
     <w:p>
@@ -5039,13 +4691,7 @@
         <w:rPr>
           <w:color w:val="000000"/>
         </w:rPr>
-        <w:t>Data management primarily allows for continued game operations between server reboots. To make file management easier we plan to create one file per user. Since usernames will be unique across the application, we can generate a csv file in the format &lt;username&gt;.csv. Since we can access the username from the file itself, we only need to store the user’s password, access level (player, dealer, or developer), and the current credits in their account. While the user’s password and access level rarely change, th</w:t>
-      </w:r>
-      <w:r>
-        <w:rPr>
-          <w:color w:val="000000"/>
-        </w:rPr>
-        <w:t xml:space="preserve">e credits in the account will be constantly changing while a user is playing the game.  Having a separate file per user will allow us to modify multiple files simultaneously </w:t>
+        <w:t xml:space="preserve">Data management primarily allows for continued game operations between server reboots. To make file management easier we plan to create one file per user. Since usernames will be unique across the application, we can generate a csv file in the format &lt;username&gt;.csv. Since we can access the username from the file itself, we only need to store the user’s password, access level (player, dealer, or developer), and the current credits in their account. While the user’s password and access level rarely change, the credits in the account will be constantly changing while a user is playing the game.  Having a separate file per user will allow us to modify multiple files simultaneously </w:t>
       </w:r>
       <w:r>
         <w:rPr>
@@ -5114,13 +4760,7 @@
         <w:rPr>
           <w:color w:val="000000"/>
         </w:rPr>
-        <w:t xml:space="preserve">Account data will include a username, password, access level, and current account credits. This data will be stored in memory during active sessions but will also be written to file one every change to allow for seamless continuation between server reboots. Players will have the ability to create their accounts using the client application. While dealers and developers can also use the client to create their accounts, permissions for these accounts must be set manually by modifying the user files directly. </w:t>
-      </w:r>
-      <w:r>
-        <w:rPr>
-          <w:color w:val="000000"/>
-        </w:rPr>
-        <w:t>To prevent access violations, these changes should be made between server reboots.</w:t>
+        <w:t>Account data will include a username, password, access level, and current account credits. This data will be stored in memory during active sessions but will also be written to file one every change to allow for seamless continuation between server reboots. Players will have the ability to create their accounts using the client application. While dealers and developers can also use the client to create their accounts, permissions for these accounts must be set manually by modifying the user files directly. To prevent access violations, these changes should be made between server reboots.</w:t>
       </w:r>
     </w:p>
     <w:p>
@@ -5168,21 +4808,7 @@
         <w:rPr>
           <w:color w:val="000000"/>
         </w:rPr>
-        <w:t xml:space="preserve">Each table will be given a unique ID. It will also have a unique dealer, and a list of payer ID that can constantly change ass players join and leave the table. Each table will have specific in-game settings that the dealer sets up as the table is created. These include the minimum and maximum bets, the game timer that limits how long each play </w:t>
-      </w:r>
-      <w:proofErr w:type="gramStart"/>
-      <w:r>
-        <w:rPr>
-          <w:color w:val="000000"/>
-        </w:rPr>
-        <w:t>has to</w:t>
-      </w:r>
-      <w:proofErr w:type="gramEnd"/>
-      <w:r>
-        <w:rPr>
-          <w:color w:val="000000"/>
-        </w:rPr>
-        <w:t xml:space="preserve"> perform an action during their turn, and the number of decks the shoe will contain for that table.</w:t>
+        <w:t>Each table will be given a unique ID. It will also have a unique dealer, and a list of payer ID that can constantly change ass players join and leave the table. Each table will have specific in-game settings that the dealer sets up as the table is created. These include the minimum and maximum bets, the game timer that limits how long each play has to perform an action during their turn, and the number of decks the shoe will contain for that table.</w:t>
       </w:r>
     </w:p>
     <w:p>
@@ -5229,35 +4855,7 @@
         <w:rPr>
           <w:color w:val="000000"/>
         </w:rPr>
-        <w:t xml:space="preserve">The game will contain the shoe. Depending on how many decks the shoe contains, it will start with a shuffled list of cards equal to the number of decks times 52. The cards are </w:t>
-      </w:r>
-      <w:proofErr w:type="gramStart"/>
-      <w:r>
-        <w:rPr>
-          <w:color w:val="000000"/>
-        </w:rPr>
-        <w:t>dealt</w:t>
-      </w:r>
-      <w:proofErr w:type="gramEnd"/>
-      <w:r>
-        <w:rPr>
-          <w:color w:val="000000"/>
-        </w:rPr>
-        <w:t xml:space="preserve"> one at a time to each player as called for depending on the current in-game state and player or dealer requests. When a card is </w:t>
-      </w:r>
-      <w:proofErr w:type="gramStart"/>
-      <w:r>
-        <w:rPr>
-          <w:color w:val="000000"/>
-        </w:rPr>
-        <w:t>dealt</w:t>
-      </w:r>
-      <w:proofErr w:type="gramEnd"/>
-      <w:r>
-        <w:rPr>
-          <w:color w:val="000000"/>
-        </w:rPr>
-        <w:t>, it is removed from the shoe and added to one of the active hands. One the round is completed, all cards in any hand are discarded and a new set of cards is dealt from the shoe. When the shoe has only 60 cards remaining in it, the current round of hands is completed and then all discarded cards are returned to the shoe and the shoe is shuffled.</w:t>
+        <w:t>The game will contain the shoe. Depending on how many decks the shoe contains, it will start with a shuffled list of cards equal to the number of decks times 52. The cards are dealt one at a time to each player as called for depending on the current in-game state and player or dealer requests. When a card is dealt, it is removed from the shoe and added to one of the active hands. One the round is completed, all cards in any hand are discarded and a new set of cards is dealt from the shoe. When the shoe has only 60 cards remaining in it, the current round of hands is completed and then all discarded cards are returned to the shoe and the shoe is shuffled.</w:t>
       </w:r>
     </w:p>
     <w:p>
@@ -5386,13 +4984,7 @@
         <w:rPr>
           <w:color w:val="000000"/>
         </w:rPr>
-        <w:t>The primary purpose of the client is to provide an intuitive display that relays real-time status of the different elements for the game to function while also providing an intuitive interface that allows the player or dealer to perform and desired actions while using the application. This is handled through the graphical user interface.  To accomplish this goal multiple display interfaces will be created that allow the user to switch between them. The initial screen will ask a player or dealer for their lo</w:t>
-      </w:r>
-      <w:r>
-        <w:rPr>
-          <w:color w:val="000000"/>
-        </w:rPr>
-        <w:t>gin credentials, and the IP address of the server they wish to connect to.</w:t>
+        <w:t>The primary purpose of the client is to provide an intuitive display that relays real-time status of the different elements for the game to function while also providing an intuitive interface that allows the player or dealer to perform and desired actions while using the application. This is handled through the graphical user interface.  To accomplish this goal multiple display interfaces will be created that allow the user to switch between them. The initial screen will ask a player or dealer for their login credentials, and the IP address of the server they wish to connect to.</w:t>
       </w:r>
     </w:p>
     <w:p>
@@ -5710,21 +5302,7 @@
           <w:color w:val="000000"/>
         </w:rPr>
         <w:br/>
-        <w:t xml:space="preserve">The GUI dynamically adjusts available controls and views depending on whether the user is a player or dealer. This ensures users only see relevant actions and </w:t>
-      </w:r>
-      <w:proofErr w:type="gramStart"/>
-      <w:r>
-        <w:rPr>
-          <w:color w:val="000000"/>
-        </w:rPr>
-        <w:t>reduces</w:t>
-      </w:r>
-      <w:proofErr w:type="gramEnd"/>
-      <w:r>
-        <w:rPr>
-          <w:color w:val="000000"/>
-        </w:rPr>
-        <w:t xml:space="preserve"> complexity during interaction. </w:t>
+        <w:t xml:space="preserve">The GUI dynamically adjusts available controls and views depending on whether the user is a player or dealer. This ensures users only see relevant actions and reduces complexity during interaction. </w:t>
       </w:r>
     </w:p>
     <w:p>
@@ -6262,19 +5840,11 @@
           <w:color w:val="000000"/>
         </w:rPr>
       </w:pPr>
-      <w:proofErr w:type="gramStart"/>
-      <w:r>
-        <w:rPr>
-          <w:color w:val="000000"/>
-        </w:rPr>
-        <w:t>Allows</w:t>
-      </w:r>
-      <w:proofErr w:type="gramEnd"/>
-      <w:r>
-        <w:rPr>
-          <w:color w:val="000000"/>
-        </w:rPr>
-        <w:t xml:space="preserve"> players to join tables or navigate to other system features </w:t>
+      <w:r>
+        <w:rPr>
+          <w:color w:val="000000"/>
+        </w:rPr>
+        <w:t xml:space="preserve">Allows players to join tables or navigate to other system features </w:t>
       </w:r>
     </w:p>
     <w:p>
@@ -6791,21 +6361,7 @@
         <w:rPr>
           <w:color w:val="000000"/>
         </w:rPr>
-        <w:t xml:space="preserve">The layout mirrors a real blackjack table, with player positioning indicating turn order and interaction flow. The difference for the dealer-sided flow of logging in is that they will immediately </w:t>
-      </w:r>
-      <w:proofErr w:type="gramStart"/>
-      <w:r>
-        <w:rPr>
-          <w:color w:val="000000"/>
-        </w:rPr>
-        <w:t>be met</w:t>
-      </w:r>
-      <w:proofErr w:type="gramEnd"/>
-      <w:r>
-        <w:rPr>
-          <w:color w:val="000000"/>
-        </w:rPr>
-        <w:t xml:space="preserve"> with the table screen, first in a settings configuration setup with adjustable parameters, then as a table upon completing the configuration.</w:t>
+        <w:t>The layout mirrors a real blackjack table, with player positioning indicating turn order and interaction flow. The difference for the dealer-sided flow of logging in is that they will immediately be met with the table screen, first in a settings configuration setup with adjustable parameters, then as a table upon completing the configuration.</w:t>
       </w:r>
     </w:p>
     <w:p>
@@ -6922,21 +6478,7 @@
           <w:color w:val="000000"/>
         </w:rPr>
         <w:tab/>
-        <w:t xml:space="preserve">The graphical user interface is organized using a modular, panel-based structure that supports dynamic content updates and separation of concerns between different functional areas. Each primary screen (login, lobby, and table) is composed of reusable interface regions that can be updated or replaced without requiring a full screen transition. This allows the client to respond efficiently to real-time updates from the server while maintaining </w:t>
-      </w:r>
-      <w:proofErr w:type="gramStart"/>
-      <w:r>
-        <w:rPr>
-          <w:color w:val="000000"/>
-        </w:rPr>
-        <w:t>a consistent</w:t>
-      </w:r>
-      <w:proofErr w:type="gramEnd"/>
-      <w:r>
-        <w:rPr>
-          <w:color w:val="000000"/>
-        </w:rPr>
-        <w:t xml:space="preserve"> user experience.</w:t>
+        <w:t>The graphical user interface is organized using a modular, panel-based structure that supports dynamic content updates and separation of concerns between different functional areas. Each primary screen (login, lobby, and table) is composed of reusable interface regions that can be updated or replaced without requiring a full screen transition. This allows the client to respond efficiently to real-time updates from the server while maintaining a consistent user experience.</w:t>
       </w:r>
     </w:p>
     <w:p>
@@ -7118,15 +6660,7 @@
         <w:ind w:left="720"/>
       </w:pPr>
       <w:r>
-        <w:t xml:space="preserve">The use case diagram </w:t>
-      </w:r>
-      <w:proofErr w:type="gramStart"/>
-      <w:r>
-        <w:t>is showing</w:t>
-      </w:r>
-      <w:proofErr w:type="gramEnd"/>
-      <w:r>
-        <w:t xml:space="preserve"> the expected output of each user action.</w:t>
+        <w:t>The use case diagram is showing the expected output of each user action.</w:t>
       </w:r>
     </w:p>
     <w:p>
@@ -7134,15 +6668,7 @@
         <w:ind w:left="720"/>
       </w:pPr>
       <w:r>
-        <w:t xml:space="preserve">For the player, the player begins </w:t>
-      </w:r>
-      <w:proofErr w:type="gramStart"/>
-      <w:r>
-        <w:t>in</w:t>
-      </w:r>
-      <w:proofErr w:type="gramEnd"/>
-      <w:r>
-        <w:t xml:space="preserve"> the login screen with 2 separate actions. The player is sent to</w:t>
+        <w:t>For the player, the player begins in the login screen with 2 separate actions. The player is sent to</w:t>
       </w:r>
     </w:p>
     <w:p>
@@ -7150,15 +6676,7 @@
         <w:ind w:left="720"/>
       </w:pPr>
       <w:r>
-        <w:t xml:space="preserve">the lobby where they </w:t>
-      </w:r>
-      <w:proofErr w:type="gramStart"/>
-      <w:r>
-        <w:t>are able to</w:t>
-      </w:r>
-      <w:proofErr w:type="gramEnd"/>
-      <w:r>
-        <w:t xml:space="preserve"> add funds to their account or cash out their whole account. They</w:t>
+        <w:t>the lobby where they are able to add funds to their account or cash out their whole account. They</w:t>
       </w:r>
     </w:p>
     <w:p>
@@ -7166,15 +6684,7 @@
         <w:ind w:left="720"/>
       </w:pPr>
       <w:r>
-        <w:t xml:space="preserve">will also be able to select which table they want to play </w:t>
-      </w:r>
-      <w:proofErr w:type="gramStart"/>
-      <w:r>
-        <w:t>in</w:t>
-      </w:r>
-      <w:proofErr w:type="gramEnd"/>
-      <w:r>
-        <w:t>. The table screen is where the player</w:t>
+        <w:t>will also be able to select which table they want to play in. The table screen is where the player</w:t>
       </w:r>
     </w:p>
     <w:p>
@@ -7190,15 +6700,7 @@
         <w:ind w:left="720"/>
       </w:pPr>
       <w:r>
-        <w:t xml:space="preserve">The dealer will also begin </w:t>
-      </w:r>
-      <w:proofErr w:type="gramStart"/>
-      <w:r>
-        <w:t>in</w:t>
-      </w:r>
-      <w:proofErr w:type="gramEnd"/>
-      <w:r>
-        <w:t xml:space="preserve"> the login screen but will skip the lobby entirely. They will be</w:t>
+        <w:t>The dealer will also begin in the login screen but will skip the lobby entirely. They will be</w:t>
       </w:r>
     </w:p>
     <w:p>
@@ -7206,15 +6708,7 @@
         <w:ind w:left="720"/>
       </w:pPr>
       <w:r>
-        <w:t xml:space="preserve">responsible </w:t>
-      </w:r>
-      <w:proofErr w:type="gramStart"/>
-      <w:r>
-        <w:t>with</w:t>
-      </w:r>
-      <w:proofErr w:type="gramEnd"/>
-      <w:r>
-        <w:t xml:space="preserve"> setting up the table and opening for players waiting in the lobby. During the</w:t>
+        <w:t>responsible with setting up the table and opening for players waiting in the lobby. During the</w:t>
       </w:r>
     </w:p>
     <w:p>
@@ -7388,13 +6882,7 @@
         <w:rPr>
           <w:color w:val="000000"/>
         </w:rPr>
-        <w:t>This diagram</w:t>
-      </w:r>
-      <w:r>
-        <w:rPr>
-          <w:color w:val="000000"/>
-        </w:rPr>
-        <w:t xml:space="preserve"> shows the sequence for account creation. Whenever a user creates an</w:t>
+        <w:t>This diagram shows the sequence for account creation. Whenever a user creates an</w:t>
       </w:r>
     </w:p>
     <w:p>
@@ -7933,7 +7421,107 @@
           <w:color w:val="000000"/>
         </w:rPr>
         <w:lastRenderedPageBreak/>
-        <w:t xml:space="preserve">4.3: </w:t>
+        <w:t>4.3:</w:t>
+      </w:r>
+      <w:r>
+        <w:rPr>
+          <w:color w:val="000000"/>
+        </w:rPr>
+        <w:t xml:space="preserve"> </w:t>
+      </w:r>
+      <w:r>
+        <w:rPr>
+          <w:color w:val="000000"/>
+        </w:rPr>
+        <w:t>Class Diagram</w:t>
+      </w:r>
+    </w:p>
+    <w:p/>
+    <w:p>
+      <w:r>
+        <w:rPr>
+          <w:noProof/>
+        </w:rPr>
+        <w:drawing>
+          <wp:inline distT="0" distB="0" distL="0" distR="0" wp14:anchorId="31602EE2" wp14:editId="0163E7A0">
+            <wp:extent cx="6191250" cy="7472570"/>
+            <wp:effectExtent l="0" t="0" r="0" b="0"/>
+            <wp:docPr id="298061731" name="Picture 4"/>
+            <wp:cNvGraphicFramePr>
+              <a:graphicFrameLocks xmlns:a="http://schemas.openxmlformats.org/drawingml/2006/main" noChangeAspect="1"/>
+            </wp:cNvGraphicFramePr>
+            <a:graphic xmlns:a="http://schemas.openxmlformats.org/drawingml/2006/main">
+              <a:graphicData uri="http://schemas.openxmlformats.org/drawingml/2006/picture">
+                <pic:pic xmlns:pic="http://schemas.openxmlformats.org/drawingml/2006/picture">
+                  <pic:nvPicPr>
+                    <pic:cNvPr id="0" name="Picture 1"/>
+                    <pic:cNvPicPr>
+                      <a:picLocks noChangeAspect="1" noChangeArrowheads="1"/>
+                    </pic:cNvPicPr>
+                  </pic:nvPicPr>
+                  <pic:blipFill>
+                    <a:blip r:embed="rId23" cstate="print">
+                      <a:extLst>
+                        <a:ext uri="{28A0092B-C50C-407E-A947-70E740481C1C}">
+                          <a14:useLocalDpi xmlns:a14="http://schemas.microsoft.com/office/drawing/2010/main" val="0"/>
+                        </a:ext>
+                      </a:extLst>
+                    </a:blip>
+                    <a:srcRect/>
+                    <a:stretch>
+                      <a:fillRect/>
+                    </a:stretch>
+                  </pic:blipFill>
+                  <pic:spPr bwMode="auto">
+                    <a:xfrm>
+                      <a:off x="0" y="0"/>
+                      <a:ext cx="6196195" cy="7478538"/>
+                    </a:xfrm>
+                    <a:prstGeom prst="rect">
+                      <a:avLst/>
+                    </a:prstGeom>
+                    <a:noFill/>
+                    <a:ln>
+                      <a:noFill/>
+                    </a:ln>
+                  </pic:spPr>
+                </pic:pic>
+              </a:graphicData>
+            </a:graphic>
+          </wp:inline>
+        </w:drawing>
+      </w:r>
+    </w:p>
+    <w:p>
+      <w:pPr>
+        <w:pStyle w:val="Heading2"/>
+        <w:numPr>
+          <w:ilvl w:val="0"/>
+          <w:numId w:val="0"/>
+        </w:numPr>
+        <w:ind w:firstLine="720"/>
+        <w:rPr>
+          <w:color w:val="000000"/>
+        </w:rPr>
+      </w:pPr>
+      <w:r>
+        <w:rPr>
+          <w:color w:val="000000"/>
+        </w:rPr>
+        <w:lastRenderedPageBreak/>
+        <w:t>4.</w:t>
+      </w:r>
+      <w:r>
+        <w:rPr>
+          <w:color w:val="000000"/>
+        </w:rPr>
+        <w:t>4</w:t>
+      </w:r>
+      <w:r>
+        <w:rPr>
+          <w:color w:val="000000"/>
+        </w:rPr>
+        <w:t xml:space="preserve">: </w:t>
       </w:r>
       <w:r>
         <w:rPr>
@@ -7967,21 +7555,7 @@
         <w:rPr>
           <w:color w:val="000000"/>
         </w:rPr>
-        <w:t xml:space="preserve">While identifying the main user sequences and common use cases, we put the primary game loop/sequence as our priority. In addressing that design in conjunction with the primary goal of approaching the client/server structure problem, we felt it was necessary to keep the most consistently accessed set of actions and outcomes at the top of our minds while moving towards implementation to ensure </w:t>
-      </w:r>
-      <w:proofErr w:type="gramStart"/>
-      <w:r>
-        <w:rPr>
-          <w:color w:val="000000"/>
-        </w:rPr>
-        <w:t>the smoothness</w:t>
-      </w:r>
-      <w:proofErr w:type="gramEnd"/>
-      <w:r>
-        <w:rPr>
-          <w:color w:val="000000"/>
-        </w:rPr>
-        <w:t xml:space="preserve"> and real-time responsiveness the program aims to deliver on.</w:t>
+        <w:t>While identifying the main user sequences and common use cases, we put the primary game loop/sequence as our priority. In addressing that design in conjunction with the primary goal of approaching the client/server structure problem, we felt it was necessary to keep the most consistently accessed set of actions and outcomes at the top of our minds while moving towards implementation to ensure the smoothness and real-time responsiveness the program aims to deliver on.</w:t>
       </w:r>
     </w:p>
     <w:p>
@@ -7996,35 +7570,7 @@
           <w:color w:val="000000"/>
         </w:rPr>
         <w:tab/>
-        <w:t xml:space="preserve">For future considerations and the development of this Blackjack Handling System, on top of solidifying the game logic according to standard casino rules, the program design will be built upon with considerations to efficiently and seamlessly </w:t>
-      </w:r>
-      <w:proofErr w:type="gramStart"/>
-      <w:r>
-        <w:rPr>
-          <w:color w:val="000000"/>
-        </w:rPr>
-        <w:t>providing</w:t>
-      </w:r>
-      <w:proofErr w:type="gramEnd"/>
-      <w:r>
-        <w:rPr>
-          <w:color w:val="000000"/>
-        </w:rPr>
-        <w:t xml:space="preserve"> a multi-threaded server to </w:t>
-      </w:r>
-      <w:proofErr w:type="gramStart"/>
-      <w:r>
-        <w:rPr>
-          <w:color w:val="000000"/>
-        </w:rPr>
-        <w:t>clients</w:t>
-      </w:r>
-      <w:proofErr w:type="gramEnd"/>
-      <w:r>
-        <w:rPr>
-          <w:color w:val="000000"/>
-        </w:rPr>
-        <w:t xml:space="preserve"> gameplay experience.</w:t>
+        <w:t>For future considerations and the development of this Blackjack Handling System, on top of solidifying the game logic according to standard casino rules, the program design will be built upon with considerations to efficiently and seamlessly providing a multi-threaded server to clients gameplay experience.</w:t>
       </w:r>
     </w:p>
     <w:p>
@@ -8063,12 +7609,12 @@
     <w:p>
       <w:pPr>
         <w:sectPr>
-          <w:headerReference w:type="even" r:id="rId23"/>
-          <w:headerReference w:type="default" r:id="rId24"/>
-          <w:footerReference w:type="even" r:id="rId25"/>
-          <w:footerReference w:type="default" r:id="rId26"/>
-          <w:headerReference w:type="first" r:id="rId27"/>
-          <w:footerReference w:type="first" r:id="rId28"/>
+          <w:headerReference w:type="even" r:id="rId24"/>
+          <w:headerReference w:type="default" r:id="rId25"/>
+          <w:footerReference w:type="even" r:id="rId26"/>
+          <w:footerReference w:type="default" r:id="rId27"/>
+          <w:headerReference w:type="first" r:id="rId28"/>
+          <w:footerReference w:type="first" r:id="rId29"/>
           <w:pgSz w:w="12240" w:h="15840"/>
           <w:pgMar w:top="1440" w:right="1800" w:bottom="1800" w:left="1800" w:header="720" w:footer="1080" w:gutter="0"/>
           <w:pgNumType w:fmt="lowerRoman"/>
@@ -8158,156 +7704,55 @@
       <w:rPr>
         <w:noProof/>
       </w:rPr>
-      <mc:AlternateContent>
-        <mc:Choice Requires="wps">
-          <w:drawing>
-            <wp:anchor distT="0" distB="0" distL="0" distR="0" simplePos="0" relativeHeight="251656704" behindDoc="1" locked="0" layoutInCell="0" allowOverlap="1" wp14:anchorId="46FAF15C" wp14:editId="58085C74">
-              <wp:simplePos x="0" y="0"/>
-              <wp:positionH relativeFrom="margin">
-                <wp:align>center</wp:align>
-              </wp:positionH>
-              <wp:positionV relativeFrom="paragraph">
-                <wp:posOffset>635</wp:posOffset>
-              </wp:positionV>
-              <wp:extent cx="59055" cy="118745"/>
-              <wp:effectExtent l="0" t="0" r="0" b="0"/>
-              <wp:wrapSquare wrapText="bothSides"/>
-              <wp:docPr id="1" name="Frame1"/>
-              <wp:cNvGraphicFramePr/>
-              <a:graphic xmlns:a="http://schemas.openxmlformats.org/drawingml/2006/main">
-                <a:graphicData uri="http://schemas.microsoft.com/office/word/2010/wordprocessingShape">
-                  <wps:wsp>
-                    <wps:cNvSpPr/>
-                    <wps:spPr>
-                      <a:xfrm>
-                        <a:off x="0" y="0"/>
-                        <a:ext cx="59040" cy="118800"/>
-                      </a:xfrm>
-                      <a:prstGeom prst="rect">
-                        <a:avLst/>
-                      </a:prstGeom>
-                      <a:noFill/>
-                      <a:ln w="0">
-                        <a:noFill/>
-                      </a:ln>
-                    </wps:spPr>
-                    <wps:style>
-                      <a:lnRef idx="0">
-                        <a:scrgbClr r="0" g="0" b="0"/>
-                      </a:lnRef>
-                      <a:fillRef idx="0">
-                        <a:scrgbClr r="0" g="0" b="0"/>
-                      </a:fillRef>
-                      <a:effectRef idx="0">
-                        <a:scrgbClr r="0" g="0" b="0"/>
-                      </a:effectRef>
-                      <a:fontRef idx="minor"/>
-                    </wps:style>
-                    <wps:txbx>
-                      <w:txbxContent>
-                        <w:p>
-                          <w:pPr>
-                            <w:pStyle w:val="Footer"/>
-                          </w:pPr>
-                          <w:r>
-                            <w:rPr>
-                              <w:rStyle w:val="PageNumber"/>
-                              <w:color w:val="000000"/>
-                            </w:rPr>
-                            <w:fldChar w:fldCharType="begin"/>
-                          </w:r>
-                          <w:r>
-                            <w:rPr>
-                              <w:rStyle w:val="PageNumber"/>
-                              <w:color w:val="000000"/>
-                            </w:rPr>
-                            <w:instrText xml:space="preserve"> PAGE </w:instrText>
-                          </w:r>
-                          <w:r>
-                            <w:rPr>
-                              <w:rStyle w:val="PageNumber"/>
-                              <w:color w:val="000000"/>
-                            </w:rPr>
-                            <w:fldChar w:fldCharType="separate"/>
-                          </w:r>
-                          <w:r>
-                            <w:rPr>
-                              <w:rStyle w:val="PageNumber"/>
-                              <w:color w:val="000000"/>
-                            </w:rPr>
-                            <w:t>ii</w:t>
-                          </w:r>
-                          <w:r>
-                            <w:rPr>
-                              <w:rStyle w:val="PageNumber"/>
-                              <w:color w:val="000000"/>
-                            </w:rPr>
-                            <w:fldChar w:fldCharType="end"/>
-                          </w:r>
-                        </w:p>
-                      </w:txbxContent>
-                    </wps:txbx>
-                    <wps:bodyPr lIns="0" tIns="0" rIns="0" bIns="0" anchor="t">
-                      <a:noAutofit/>
-                    </wps:bodyPr>
-                  </wps:wsp>
-                </a:graphicData>
-              </a:graphic>
-            </wp:anchor>
-          </w:drawing>
-        </mc:Choice>
-        <mc:Fallback>
-          <w:pict>
-            <v:rect w14:anchorId="46FAF15C" id="Frame1" o:spid="_x0000_s1026" style="position:absolute;margin-left:0;margin-top:.05pt;width:4.65pt;height:9.35pt;z-index:-251659776;visibility:visible;mso-wrap-style:square;mso-wrap-distance-left:0;mso-wrap-distance-top:0;mso-wrap-distance-right:0;mso-wrap-distance-bottom:0;mso-position-horizontal:center;mso-position-horizontal-relative:margin;mso-position-vertical:absolute;mso-position-vertical-relative:text;v-text-anchor:top" o:gfxdata="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" o:allowincell="f" filled="f" stroked="f" strokeweight="0">
-              <v:textbox inset="0,0,0,0">
-                <w:txbxContent>
-                  <w:p>
-                    <w:pPr>
-                      <w:pStyle w:val="Footer"/>
-                    </w:pPr>
-                    <w:r>
-                      <w:rPr>
-                        <w:rStyle w:val="PageNumber"/>
-                        <w:color w:val="000000"/>
-                      </w:rPr>
-                      <w:fldChar w:fldCharType="begin"/>
-                    </w:r>
-                    <w:r>
-                      <w:rPr>
-                        <w:rStyle w:val="PageNumber"/>
-                        <w:color w:val="000000"/>
-                      </w:rPr>
-                      <w:instrText xml:space="preserve"> PAGE </w:instrText>
-                    </w:r>
-                    <w:r>
-                      <w:rPr>
-                        <w:rStyle w:val="PageNumber"/>
-                        <w:color w:val="000000"/>
-                      </w:rPr>
-                      <w:fldChar w:fldCharType="separate"/>
-                    </w:r>
-                    <w:r>
-                      <w:rPr>
-                        <w:rStyle w:val="PageNumber"/>
-                        <w:color w:val="000000"/>
-                      </w:rPr>
-                      <w:t>ii</w:t>
-                    </w:r>
-                    <w:r>
-                      <w:rPr>
-                        <w:rStyle w:val="PageNumber"/>
-                        <w:color w:val="000000"/>
-                      </w:rPr>
-                      <w:fldChar w:fldCharType="end"/>
-                    </w:r>
-                  </w:p>
-                </w:txbxContent>
-              </v:textbox>
-              <w10:wrap type="square" anchorx="margin"/>
-            </v:rect>
-          </w:pict>
-        </mc:Fallback>
-      </mc:AlternateContent>
+      <w:pict w14:anchorId="3CB12779">
+        <v:rect id="Frame1" o:spid="_x0000_s1027" style="position:absolute;margin-left:0;margin-top:.05pt;width:4.65pt;height:9.35pt;z-index:-251659776;visibility:visible;mso-wrap-style:square;mso-wrap-distance-left:0;mso-wrap-distance-top:0;mso-wrap-distance-right:0;mso-wrap-distance-bottom:0;mso-position-horizontal:center;mso-position-horizontal-relative:margin;mso-position-vertical:absolute;mso-position-vertical-relative:text;v-text-anchor:top" o:gfxdata="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" o:allowincell="f" filled="f" stroked="f" strokeweight="0">
+          <v:textbox inset="0,0,0,0">
+            <w:txbxContent>
+              <w:p>
+                <w:pPr>
+                  <w:pStyle w:val="Footer"/>
+                </w:pPr>
+                <w:r>
+                  <w:rPr>
+                    <w:rStyle w:val="PageNumber"/>
+                    <w:color w:val="000000"/>
+                  </w:rPr>
+                  <w:fldChar w:fldCharType="begin"/>
+                </w:r>
+                <w:r>
+                  <w:rPr>
+                    <w:rStyle w:val="PageNumber"/>
+                    <w:color w:val="000000"/>
+                  </w:rPr>
+                  <w:instrText xml:space="preserve"> PAGE </w:instrText>
+                </w:r>
+                <w:r>
+                  <w:rPr>
+                    <w:rStyle w:val="PageNumber"/>
+                    <w:color w:val="000000"/>
+                  </w:rPr>
+                  <w:fldChar w:fldCharType="separate"/>
+                </w:r>
+                <w:r>
+                  <w:rPr>
+                    <w:rStyle w:val="PageNumber"/>
+                    <w:color w:val="000000"/>
+                  </w:rPr>
+                  <w:t>ii</w:t>
+                </w:r>
+                <w:r>
+                  <w:rPr>
+                    <w:rStyle w:val="PageNumber"/>
+                    <w:color w:val="000000"/>
+                  </w:rPr>
+                  <w:fldChar w:fldCharType="end"/>
+                </w:r>
+              </w:p>
+            </w:txbxContent>
+          </v:textbox>
+          <w10:wrap type="square" anchorx="margin"/>
+        </v:rect>
+      </w:pict>
     </w:r>
   </w:p>
 </w:ftr>
@@ -8323,156 +7768,55 @@
       <w:rPr>
         <w:noProof/>
       </w:rPr>
-      <mc:AlternateContent>
-        <mc:Choice Requires="wps">
-          <w:drawing>
-            <wp:anchor distT="0" distB="0" distL="0" distR="0" simplePos="0" relativeHeight="251657728" behindDoc="1" locked="0" layoutInCell="0" allowOverlap="1" wp14:anchorId="46FAF15C" wp14:editId="53CFA38F">
-              <wp:simplePos x="0" y="0"/>
-              <wp:positionH relativeFrom="margin">
-                <wp:align>center</wp:align>
-              </wp:positionH>
-              <wp:positionV relativeFrom="paragraph">
-                <wp:posOffset>635</wp:posOffset>
-              </wp:positionV>
-              <wp:extent cx="59055" cy="118745"/>
-              <wp:effectExtent l="0" t="0" r="0" b="0"/>
-              <wp:wrapSquare wrapText="bothSides"/>
-              <wp:docPr id="2" name="Frame1"/>
-              <wp:cNvGraphicFramePr/>
-              <a:graphic xmlns:a="http://schemas.openxmlformats.org/drawingml/2006/main">
-                <a:graphicData uri="http://schemas.microsoft.com/office/word/2010/wordprocessingShape">
-                  <wps:wsp>
-                    <wps:cNvSpPr/>
-                    <wps:spPr>
-                      <a:xfrm>
-                        <a:off x="0" y="0"/>
-                        <a:ext cx="59040" cy="118800"/>
-                      </a:xfrm>
-                      <a:prstGeom prst="rect">
-                        <a:avLst/>
-                      </a:prstGeom>
-                      <a:noFill/>
-                      <a:ln w="0">
-                        <a:noFill/>
-                      </a:ln>
-                    </wps:spPr>
-                    <wps:style>
-                      <a:lnRef idx="0">
-                        <a:scrgbClr r="0" g="0" b="0"/>
-                      </a:lnRef>
-                      <a:fillRef idx="0">
-                        <a:scrgbClr r="0" g="0" b="0"/>
-                      </a:fillRef>
-                      <a:effectRef idx="0">
-                        <a:scrgbClr r="0" g="0" b="0"/>
-                      </a:effectRef>
-                      <a:fontRef idx="minor"/>
-                    </wps:style>
-                    <wps:txbx>
-                      <w:txbxContent>
-                        <w:p>
-                          <w:pPr>
-                            <w:pStyle w:val="Footer"/>
-                          </w:pPr>
-                          <w:r>
-                            <w:rPr>
-                              <w:rStyle w:val="PageNumber"/>
-                              <w:color w:val="000000"/>
-                            </w:rPr>
-                            <w:fldChar w:fldCharType="begin"/>
-                          </w:r>
-                          <w:r>
-                            <w:rPr>
-                              <w:rStyle w:val="PageNumber"/>
-                              <w:color w:val="000000"/>
-                            </w:rPr>
-                            <w:instrText xml:space="preserve"> PAGE </w:instrText>
-                          </w:r>
-                          <w:r>
-                            <w:rPr>
-                              <w:rStyle w:val="PageNumber"/>
-                              <w:color w:val="000000"/>
-                            </w:rPr>
-                            <w:fldChar w:fldCharType="separate"/>
-                          </w:r>
-                          <w:r>
-                            <w:rPr>
-                              <w:rStyle w:val="PageNumber"/>
-                              <w:color w:val="000000"/>
-                            </w:rPr>
-                            <w:t>ii</w:t>
-                          </w:r>
-                          <w:r>
-                            <w:rPr>
-                              <w:rStyle w:val="PageNumber"/>
-                              <w:color w:val="000000"/>
-                            </w:rPr>
-                            <w:fldChar w:fldCharType="end"/>
-                          </w:r>
-                        </w:p>
-                      </w:txbxContent>
-                    </wps:txbx>
-                    <wps:bodyPr lIns="0" tIns="0" rIns="0" bIns="0" anchor="t">
-                      <a:noAutofit/>
-                    </wps:bodyPr>
-                  </wps:wsp>
-                </a:graphicData>
-              </a:graphic>
-            </wp:anchor>
-          </w:drawing>
-        </mc:Choice>
-        <mc:Fallback>
-          <w:pict>
-            <v:rect w14:anchorId="46FAF15C" id="_x0000_s1027" style="position:absolute;margin-left:0;margin-top:.05pt;width:4.65pt;height:9.35pt;z-index:-251658752;visibility:visible;mso-wrap-style:square;mso-wrap-distance-left:0;mso-wrap-distance-top:0;mso-wrap-distance-right:0;mso-wrap-distance-bottom:0;mso-position-horizontal:center;mso-position-horizontal-relative:margin;mso-position-vertical:absolute;mso-position-vertical-relative:text;v-text-anchor:top" o:gfxdata="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" o:allowincell="f" filled="f" stroked="f" strokeweight="0">
-              <v:textbox inset="0,0,0,0">
-                <w:txbxContent>
-                  <w:p>
-                    <w:pPr>
-                      <w:pStyle w:val="Footer"/>
-                    </w:pPr>
-                    <w:r>
-                      <w:rPr>
-                        <w:rStyle w:val="PageNumber"/>
-                        <w:color w:val="000000"/>
-                      </w:rPr>
-                      <w:fldChar w:fldCharType="begin"/>
-                    </w:r>
-                    <w:r>
-                      <w:rPr>
-                        <w:rStyle w:val="PageNumber"/>
-                        <w:color w:val="000000"/>
-                      </w:rPr>
-                      <w:instrText xml:space="preserve"> PAGE </w:instrText>
-                    </w:r>
-                    <w:r>
-                      <w:rPr>
-                        <w:rStyle w:val="PageNumber"/>
-                        <w:color w:val="000000"/>
-                      </w:rPr>
-                      <w:fldChar w:fldCharType="separate"/>
-                    </w:r>
-                    <w:r>
-                      <w:rPr>
-                        <w:rStyle w:val="PageNumber"/>
-                        <w:color w:val="000000"/>
-                      </w:rPr>
-                      <w:t>ii</w:t>
-                    </w:r>
-                    <w:r>
-                      <w:rPr>
-                        <w:rStyle w:val="PageNumber"/>
-                        <w:color w:val="000000"/>
-                      </w:rPr>
-                      <w:fldChar w:fldCharType="end"/>
-                    </w:r>
-                  </w:p>
-                </w:txbxContent>
-              </v:textbox>
-              <w10:wrap type="square" anchorx="margin"/>
-            </v:rect>
-          </w:pict>
-        </mc:Fallback>
-      </mc:AlternateContent>
+      <w:pict w14:anchorId="38566008">
+        <v:rect id="_x0000_s1026" style="position:absolute;margin-left:0;margin-top:.05pt;width:4.65pt;height:9.35pt;z-index:-251658752;visibility:visible;mso-wrap-style:square;mso-wrap-distance-left:0;mso-wrap-distance-top:0;mso-wrap-distance-right:0;mso-wrap-distance-bottom:0;mso-position-horizontal:center;mso-position-horizontal-relative:margin;mso-position-vertical:absolute;mso-position-vertical-relative:text;v-text-anchor:top" o:gfxdata="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" o:allowincell="f" filled="f" stroked="f" strokeweight="0">
+          <v:textbox inset="0,0,0,0">
+            <w:txbxContent>
+              <w:p>
+                <w:pPr>
+                  <w:pStyle w:val="Footer"/>
+                </w:pPr>
+                <w:r>
+                  <w:rPr>
+                    <w:rStyle w:val="PageNumber"/>
+                    <w:color w:val="000000"/>
+                  </w:rPr>
+                  <w:fldChar w:fldCharType="begin"/>
+                </w:r>
+                <w:r>
+                  <w:rPr>
+                    <w:rStyle w:val="PageNumber"/>
+                    <w:color w:val="000000"/>
+                  </w:rPr>
+                  <w:instrText xml:space="preserve"> PAGE </w:instrText>
+                </w:r>
+                <w:r>
+                  <w:rPr>
+                    <w:rStyle w:val="PageNumber"/>
+                    <w:color w:val="000000"/>
+                  </w:rPr>
+                  <w:fldChar w:fldCharType="separate"/>
+                </w:r>
+                <w:r>
+                  <w:rPr>
+                    <w:rStyle w:val="PageNumber"/>
+                    <w:color w:val="000000"/>
+                  </w:rPr>
+                  <w:t>ii</w:t>
+                </w:r>
+                <w:r>
+                  <w:rPr>
+                    <w:rStyle w:val="PageNumber"/>
+                    <w:color w:val="000000"/>
+                  </w:rPr>
+                  <w:fldChar w:fldCharType="end"/>
+                </w:r>
+              </w:p>
+            </w:txbxContent>
+          </v:textbox>
+          <w10:wrap type="square" anchorx="margin"/>
+        </v:rect>
+      </w:pict>
     </w:r>
   </w:p>
 </w:ftr>
@@ -8499,226 +7843,90 @@
       <w:rPr>
         <w:noProof/>
       </w:rPr>
-      <mc:AlternateContent>
-        <mc:Choice Requires="wps">
-          <w:drawing>
-            <wp:anchor distT="0" distB="0" distL="0" distR="0" simplePos="0" relativeHeight="251658752" behindDoc="1" locked="0" layoutInCell="0" allowOverlap="1" wp14:anchorId="6C8DF4B9" wp14:editId="5FC2817C">
-              <wp:simplePos x="0" y="0"/>
-              <wp:positionH relativeFrom="margin">
-                <wp:align>center</wp:align>
-              </wp:positionH>
-              <wp:positionV relativeFrom="paragraph">
-                <wp:posOffset>635</wp:posOffset>
-              </wp:positionV>
-              <wp:extent cx="71755" cy="22860"/>
-              <wp:effectExtent l="0" t="0" r="0" b="0"/>
-              <wp:wrapSquare wrapText="bothSides"/>
-              <wp:docPr id="12" name="Frame3"/>
-              <wp:cNvGraphicFramePr/>
-              <a:graphic xmlns:a="http://schemas.openxmlformats.org/drawingml/2006/main">
-                <a:graphicData uri="http://schemas.microsoft.com/office/word/2010/wordprocessingShape">
-                  <wps:wsp>
-                    <wps:cNvSpPr/>
-                    <wps:spPr>
-                      <a:xfrm>
-                        <a:off x="0" y="0"/>
-                        <a:ext cx="71640" cy="23040"/>
-                      </a:xfrm>
-                      <a:prstGeom prst="rect">
-                        <a:avLst/>
-                      </a:prstGeom>
-                      <a:noFill/>
-                      <a:ln w="0">
-                        <a:noFill/>
-                      </a:ln>
-                    </wps:spPr>
-                    <wps:style>
-                      <a:lnRef idx="0">
-                        <a:scrgbClr r="0" g="0" b="0"/>
-                      </a:lnRef>
-                      <a:fillRef idx="0">
-                        <a:scrgbClr r="0" g="0" b="0"/>
-                      </a:fillRef>
-                      <a:effectRef idx="0">
-                        <a:scrgbClr r="0" g="0" b="0"/>
-                      </a:effectRef>
-                      <a:fontRef idx="minor"/>
-                    </wps:style>
-                    <wps:txbx>
-                      <w:txbxContent>
-                        <w:p>
-                          <w:pPr>
-                            <w:pStyle w:val="Footer"/>
-                          </w:pPr>
-                          <w:r>
-                            <w:rPr>
-                              <w:rStyle w:val="PageNumber"/>
-                              <w:color w:val="000000"/>
-                            </w:rPr>
-                            <w:fldChar w:fldCharType="begin"/>
-                          </w:r>
-                          <w:r>
-                            <w:rPr>
-                              <w:rStyle w:val="PageNumber"/>
-                              <w:color w:val="000000"/>
-                            </w:rPr>
-                            <w:instrText xml:space="preserve"> PAGE </w:instrText>
-                          </w:r>
-                          <w:r>
-                            <w:rPr>
-                              <w:rStyle w:val="PageNumber"/>
-                              <w:color w:val="000000"/>
-                            </w:rPr>
-                            <w:fldChar w:fldCharType="separate"/>
-                          </w:r>
-                          <w:r>
-                            <w:rPr>
-                              <w:rStyle w:val="PageNumber"/>
-                              <w:color w:val="000000"/>
-                            </w:rPr>
-                            <w:t>xix</w:t>
-                          </w:r>
-                          <w:r>
-                            <w:rPr>
-                              <w:rStyle w:val="PageNumber"/>
-                              <w:color w:val="000000"/>
-                            </w:rPr>
-                            <w:fldChar w:fldCharType="end"/>
-                          </w:r>
-                          <w:r>
-                            <w:rPr>
-                              <w:rStyle w:val="PageNumber"/>
-                              <w:color w:val="000000"/>
-                            </w:rPr>
-                            <w:fldChar w:fldCharType="begin"/>
-                          </w:r>
-                          <w:r>
-                            <w:rPr>
-                              <w:rStyle w:val="PageNumber"/>
-                              <w:color w:val="000000"/>
-                            </w:rPr>
-                            <w:instrText xml:space="preserve"> PAGE </w:instrText>
-                          </w:r>
-                          <w:r>
-                            <w:rPr>
-                              <w:rStyle w:val="PageNumber"/>
-                              <w:color w:val="000000"/>
-                            </w:rPr>
-                            <w:fldChar w:fldCharType="separate"/>
-                          </w:r>
-                          <w:r>
-                            <w:rPr>
-                              <w:rStyle w:val="PageNumber"/>
-                              <w:color w:val="000000"/>
-                            </w:rPr>
-                            <w:t>xix</w:t>
-                          </w:r>
-                          <w:r>
-                            <w:rPr>
-                              <w:rStyle w:val="PageNumber"/>
-                              <w:color w:val="000000"/>
-                            </w:rPr>
-                            <w:fldChar w:fldCharType="end"/>
-                          </w:r>
-                        </w:p>
-                      </w:txbxContent>
-                    </wps:txbx>
-                    <wps:bodyPr lIns="0" tIns="0" rIns="0" bIns="0" anchor="t">
-                      <a:noAutofit/>
-                    </wps:bodyPr>
-                  </wps:wsp>
-                </a:graphicData>
-              </a:graphic>
-            </wp:anchor>
-          </w:drawing>
-        </mc:Choice>
-        <mc:Fallback>
-          <w:pict>
-            <v:rect w14:anchorId="6C8DF4B9" id="Frame3" o:spid="_x0000_s1028" style="position:absolute;left:0;text-align:left;margin-left:0;margin-top:.05pt;width:5.65pt;height:1.8pt;z-index:-251657728;visibility:visible;mso-wrap-style:square;mso-wrap-distance-left:0;mso-wrap-distance-top:0;mso-wrap-distance-right:0;mso-wrap-distance-bottom:0;mso-position-horizontal:center;mso-position-horizontal-relative:margin;mso-position-vertical:absolute;mso-position-vertical-relative:text;v-text-anchor:top" o:gfxdata="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" o:allowincell="f" filled="f" stroked="f" strokeweight="0">
-              <v:textbox inset="0,0,0,0">
-                <w:txbxContent>
-                  <w:p>
-                    <w:pPr>
-                      <w:pStyle w:val="Footer"/>
-                    </w:pPr>
-                    <w:r>
-                      <w:rPr>
-                        <w:rStyle w:val="PageNumber"/>
-                        <w:color w:val="000000"/>
-                      </w:rPr>
-                      <w:fldChar w:fldCharType="begin"/>
-                    </w:r>
-                    <w:r>
-                      <w:rPr>
-                        <w:rStyle w:val="PageNumber"/>
-                        <w:color w:val="000000"/>
-                      </w:rPr>
-                      <w:instrText xml:space="preserve"> PAGE </w:instrText>
-                    </w:r>
-                    <w:r>
-                      <w:rPr>
-                        <w:rStyle w:val="PageNumber"/>
-                        <w:color w:val="000000"/>
-                      </w:rPr>
-                      <w:fldChar w:fldCharType="separate"/>
-                    </w:r>
-                    <w:r>
-                      <w:rPr>
-                        <w:rStyle w:val="PageNumber"/>
-                        <w:color w:val="000000"/>
-                      </w:rPr>
-                      <w:t>xix</w:t>
-                    </w:r>
-                    <w:r>
-                      <w:rPr>
-                        <w:rStyle w:val="PageNumber"/>
-                        <w:color w:val="000000"/>
-                      </w:rPr>
-                      <w:fldChar w:fldCharType="end"/>
-                    </w:r>
-                    <w:r>
-                      <w:rPr>
-                        <w:rStyle w:val="PageNumber"/>
-                        <w:color w:val="000000"/>
-                      </w:rPr>
-                      <w:fldChar w:fldCharType="begin"/>
-                    </w:r>
-                    <w:r>
-                      <w:rPr>
-                        <w:rStyle w:val="PageNumber"/>
-                        <w:color w:val="000000"/>
-                      </w:rPr>
-                      <w:instrText xml:space="preserve"> PAGE </w:instrText>
-                    </w:r>
-                    <w:r>
-                      <w:rPr>
-                        <w:rStyle w:val="PageNumber"/>
-                        <w:color w:val="000000"/>
-                      </w:rPr>
-                      <w:fldChar w:fldCharType="separate"/>
-                    </w:r>
-                    <w:r>
-                      <w:rPr>
-                        <w:rStyle w:val="PageNumber"/>
-                        <w:color w:val="000000"/>
-                      </w:rPr>
-                      <w:t>xix</w:t>
-                    </w:r>
-                    <w:r>
-                      <w:rPr>
-                        <w:rStyle w:val="PageNumber"/>
-                        <w:color w:val="000000"/>
-                      </w:rPr>
-                      <w:fldChar w:fldCharType="end"/>
-                    </w:r>
-                  </w:p>
-                </w:txbxContent>
-              </v:textbox>
-              <w10:wrap type="square" anchorx="margin"/>
-            </v:rect>
-          </w:pict>
-        </mc:Fallback>
-      </mc:AlternateContent>
+      <w:pict w14:anchorId="60579973">
+        <v:rect id="Frame3" o:spid="_x0000_s1025" style="position:absolute;left:0;text-align:left;margin-left:0;margin-top:.05pt;width:5.65pt;height:1.8pt;z-index:-251657728;visibility:visible;mso-wrap-style:square;mso-wrap-distance-left:0;mso-wrap-distance-top:0;mso-wrap-distance-right:0;mso-wrap-distance-bottom:0;mso-position-horizontal:center;mso-position-horizontal-relative:margin;mso-position-vertical:absolute;mso-position-vertical-relative:text;v-text-anchor:top" o:gfxdata="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" o:allowincell="f" filled="f" stroked="f" strokeweight="0">
+          <v:textbox inset="0,0,0,0">
+            <w:txbxContent>
+              <w:p>
+                <w:pPr>
+                  <w:pStyle w:val="Footer"/>
+                </w:pPr>
+                <w:r>
+                  <w:rPr>
+                    <w:rStyle w:val="PageNumber"/>
+                    <w:color w:val="000000"/>
+                  </w:rPr>
+                  <w:fldChar w:fldCharType="begin"/>
+                </w:r>
+                <w:r>
+                  <w:rPr>
+                    <w:rStyle w:val="PageNumber"/>
+                    <w:color w:val="000000"/>
+                  </w:rPr>
+                  <w:instrText xml:space="preserve"> PAGE </w:instrText>
+                </w:r>
+                <w:r>
+                  <w:rPr>
+                    <w:rStyle w:val="PageNumber"/>
+                    <w:color w:val="000000"/>
+                  </w:rPr>
+                  <w:fldChar w:fldCharType="separate"/>
+                </w:r>
+                <w:r>
+                  <w:rPr>
+                    <w:rStyle w:val="PageNumber"/>
+                    <w:color w:val="000000"/>
+                  </w:rPr>
+                  <w:t>xix</w:t>
+                </w:r>
+                <w:r>
+                  <w:rPr>
+                    <w:rStyle w:val="PageNumber"/>
+                    <w:color w:val="000000"/>
+                  </w:rPr>
+                  <w:fldChar w:fldCharType="end"/>
+                </w:r>
+                <w:r>
+                  <w:rPr>
+                    <w:rStyle w:val="PageNumber"/>
+                    <w:color w:val="000000"/>
+                  </w:rPr>
+                  <w:fldChar w:fldCharType="begin"/>
+                </w:r>
+                <w:r>
+                  <w:rPr>
+                    <w:rStyle w:val="PageNumber"/>
+                    <w:color w:val="000000"/>
+                  </w:rPr>
+                  <w:instrText xml:space="preserve"> PAGE </w:instrText>
+                </w:r>
+                <w:r>
+                  <w:rPr>
+                    <w:rStyle w:val="PageNumber"/>
+                    <w:color w:val="000000"/>
+                  </w:rPr>
+                  <w:fldChar w:fldCharType="separate"/>
+                </w:r>
+                <w:r>
+                  <w:rPr>
+                    <w:rStyle w:val="PageNumber"/>
+                    <w:color w:val="000000"/>
+                  </w:rPr>
+                  <w:t>xix</w:t>
+                </w:r>
+                <w:r>
+                  <w:rPr>
+                    <w:rStyle w:val="PageNumber"/>
+                    <w:color w:val="000000"/>
+                  </w:rPr>
+                  <w:fldChar w:fldCharType="end"/>
+                </w:r>
+              </w:p>
+            </w:txbxContent>
+          </v:textbox>
+          <w10:wrap type="square" anchorx="margin"/>
+        </v:rect>
+      </w:pict>
     </w:r>
   </w:p>
 </w:ftr>

--- a/Documentation/Phase 3 - Implementation/CS 401 - Group 2 - SDD Doc.docx
+++ b/Documentation/Phase 3 - Implementation/CS 401 - Group 2 - SDD Doc.docx
@@ -1211,6 +1211,12 @@
                 <w:color w:val="000000"/>
               </w:rPr>
             </w:pPr>
+            <w:r>
+              <w:rPr>
+                <w:color w:val="000000"/>
+              </w:rPr>
+              <w:t>Add Class Diagram</w:t>
+            </w:r>
           </w:p>
         </w:tc>
         <w:tc>

--- a/Documentation/Phase 3 - Implementation/CS 401 - Group 2 - SDD Doc.docx
+++ b/Documentation/Phase 3 - Implementation/CS 401 - Group 2 - SDD Doc.docx
@@ -80,7 +80,17 @@
           <w:sz w:val="24"/>
           <w:szCs w:val="24"/>
         </w:rPr>
-        <w:t>Manny Gonzales, Nick Vu, Paul Cooper</w:t>
+        <w:t xml:space="preserve">Manny Gonzales, Nick Vu, Paul </w:t>
+      </w:r>
+      <w:r>
+        <w:rPr>
+          <w:i w:val="0"/>
+          <w:iCs/>
+          <w:color w:val="000000"/>
+          <w:sz w:val="24"/>
+          <w:szCs w:val="24"/>
+        </w:rPr>
+        <w:t>Cooper</w:t>
       </w:r>
       <w:r>
         <w:rPr>
@@ -1211,6 +1221,12 @@
                 <w:color w:val="000000"/>
               </w:rPr>
             </w:pPr>
+            <w:r>
+              <w:rPr>
+                <w:color w:val="000000"/>
+              </w:rPr>
+              <w:t>Add Class Diagram</w:t>
+            </w:r>
           </w:p>
         </w:tc>
         <w:tc>
